--- a/teaching/2026Summer/5070/HW/3.docx
+++ b/teaching/2026Summer/5070/HW/3.docx
@@ -5,17 +5,18 @@
     <w:p>
       <w:pPr>
         <w:spacing w:after="0" w:line="259" w:lineRule="auto"/>
-        <w:ind w:left="-900" w:right="-291" w:firstLine="0"/>
+        <w:ind w:left="0" w:firstLine="0"/>
         <w:jc w:val="center"/>
         <w:rPr>
-          <w:rFonts w:ascii="Arial" w:hAnsi="Arial" w:cs="Arial"/>
-        </w:rPr>
-      </w:pPr>
-      <w:r>
-        <w:rPr>
-          <w:rFonts w:ascii="Arial" w:hAnsi="Arial" w:cs="Arial"/>
+          <w:sz w:val="20"/>
+          <w:szCs w:val="21"/>
+        </w:rPr>
+      </w:pPr>
+      <w:r>
+        <w:rPr>
           <w:b/>
-          <w:sz w:val="34"/>
+          <w:sz w:val="28"/>
+          <w:szCs w:val="21"/>
         </w:rPr>
         <w:t>Kennesaw State University</w:t>
       </w:r>
@@ -23,567 +24,2990 @@
     <w:p>
       <w:pPr>
         <w:pStyle w:val="Heading1"/>
-        <w:ind w:left="-900" w:right="-291" w:firstLine="0"/>
+        <w:ind w:left="0" w:firstLine="0"/>
         <w:jc w:val="center"/>
         <w:rPr>
-          <w:rFonts w:ascii="Arial" w:hAnsi="Arial" w:cs="Arial"/>
-        </w:rPr>
-      </w:pPr>
-      <w:r>
-        <w:rPr>
-          <w:rFonts w:ascii="Arial" w:hAnsi="Arial" w:cs="Arial"/>
-        </w:rPr>
-        <w:t>College of Computing and Software Engineering Department of Computer Science</w:t>
+          <w:sz w:val="28"/>
+          <w:szCs w:val="21"/>
+        </w:rPr>
+      </w:pPr>
+      <w:r>
+        <w:rPr>
+          <w:sz w:val="28"/>
+          <w:szCs w:val="21"/>
+        </w:rPr>
+        <w:t xml:space="preserve">College of Computing and Software Engineering </w:t>
       </w:r>
     </w:p>
     <w:p>
       <w:pPr>
         <w:pStyle w:val="Heading1"/>
-        <w:ind w:left="-900" w:right="-291" w:firstLine="0"/>
+        <w:ind w:left="0" w:firstLine="0"/>
         <w:jc w:val="center"/>
         <w:rPr>
-          <w:rFonts w:ascii="Arial" w:hAnsi="Arial" w:cs="Arial"/>
-        </w:rPr>
-      </w:pPr>
-      <w:r>
-        <w:rPr>
-          <w:rFonts w:ascii="Arial" w:hAnsi="Arial" w:cs="Arial"/>
-        </w:rPr>
-        <w:t>Mathematical Structures for Computer Science</w:t>
+          <w:sz w:val="28"/>
+          <w:szCs w:val="21"/>
+        </w:rPr>
+      </w:pPr>
+      <w:r>
+        <w:rPr>
+          <w:sz w:val="28"/>
+          <w:szCs w:val="21"/>
+        </w:rPr>
+        <w:t xml:space="preserve">Department of Computer Science </w:t>
       </w:r>
     </w:p>
     <w:p>
       <w:pPr>
         <w:pStyle w:val="Heading1"/>
-        <w:ind w:left="-900" w:right="-291" w:firstLine="0"/>
+        <w:ind w:left="0" w:firstLine="0"/>
         <w:jc w:val="center"/>
         <w:rPr>
-          <w:rFonts w:ascii="Arial" w:hAnsi="Arial" w:cs="Arial"/>
-        </w:rPr>
-      </w:pPr>
-      <w:r>
-        <w:rPr>
-          <w:rFonts w:ascii="Arial" w:hAnsi="Arial" w:cs="Arial"/>
-        </w:rPr>
-        <w:t>CS5070 Assignment 3</w:t>
-      </w:r>
-    </w:p>
-    <w:p>
-      <w:pPr>
-        <w:rPr>
-          <w:rFonts w:ascii="Arial" w:hAnsi="Arial" w:cs="Arial"/>
-          <w:lang w:val="en-US" w:eastAsia="zh-CN"/>
-        </w:rPr>
-      </w:pPr>
-    </w:p>
-    <w:p>
-      <w:pPr>
-        <w:rPr>
-          <w:rFonts w:ascii="Arial" w:hAnsi="Arial" w:cs="Arial"/>
-          <w:lang w:val="en-US" w:eastAsia="zh-CN"/>
-        </w:rPr>
-      </w:pPr>
-    </w:p>
-    <w:p>
-      <w:pPr>
-        <w:ind w:left="-720" w:right="-21" w:firstLine="0"/>
-        <w:rPr>
-          <w:rFonts w:ascii="Arial" w:hAnsi="Arial" w:cs="Arial"/>
-          <w:szCs w:val="22"/>
-        </w:rPr>
-      </w:pPr>
-      <w:r>
-        <w:rPr>
-          <w:rFonts w:ascii="Arial" w:hAnsi="Arial" w:cs="Arial"/>
-          <w:szCs w:val="22"/>
-        </w:rPr>
-        <w:t>1. A group of 35 programmers are applying for a job. The number of applicants with competency in C</w:t>
-      </w:r>
-      <w:r>
-        <w:rPr>
-          <w:rFonts w:ascii="Arial" w:hAnsi="Arial" w:cs="Arial"/>
-          <w:szCs w:val="22"/>
-        </w:rPr>
-        <w:t>++</w:t>
-      </w:r>
-      <w:r>
-        <w:rPr>
-          <w:rFonts w:ascii="Arial" w:hAnsi="Arial" w:cs="Arial"/>
-          <w:szCs w:val="22"/>
-        </w:rPr>
-        <w:t xml:space="preserve"> is 25, the number with competency in Java is 28, and the number with competency in neither </w:t>
-      </w:r>
-      <w:r>
-        <w:rPr>
-          <w:rFonts w:ascii="Arial" w:hAnsi="Arial" w:cs="Arial"/>
-          <w:szCs w:val="22"/>
-        </w:rPr>
-        <w:t>language</w:t>
-      </w:r>
-      <w:r>
-        <w:rPr>
-          <w:rFonts w:ascii="Arial" w:hAnsi="Arial" w:cs="Arial"/>
-          <w:szCs w:val="22"/>
-        </w:rPr>
-        <w:t xml:space="preserve"> is 2. How many applicants have competency in both languages? </w:t>
-      </w:r>
-    </w:p>
-    <w:p>
-      <w:pPr>
-        <w:ind w:left="-720" w:right="-21" w:firstLine="0"/>
-        <w:rPr>
-          <w:rFonts w:ascii="Arial" w:hAnsi="Arial" w:cs="Arial"/>
-          <w:szCs w:val="22"/>
-        </w:rPr>
-      </w:pPr>
-    </w:p>
-    <w:p>
-      <w:pPr>
-        <w:ind w:left="-720" w:right="-21" w:firstLine="0"/>
-        <w:rPr>
-          <w:rFonts w:ascii="Arial" w:hAnsi="Arial" w:cs="Arial"/>
-          <w:szCs w:val="22"/>
-        </w:rPr>
-      </w:pPr>
-      <w:r>
-        <w:rPr>
-          <w:rFonts w:ascii="Arial" w:hAnsi="Arial" w:cs="Arial"/>
-          <w:szCs w:val="22"/>
-        </w:rPr>
-        <w:t xml:space="preserve">2. There 26 letters in English. Calculate the number of vehicle license plates that start with three letters followed by 4 digits, with no repetitions. </w:t>
-      </w:r>
-    </w:p>
-    <w:p>
-      <w:pPr>
-        <w:ind w:left="-720" w:right="-21" w:firstLine="0"/>
-        <w:rPr>
-          <w:rFonts w:ascii="Arial" w:hAnsi="Arial" w:cs="Arial"/>
-          <w:szCs w:val="22"/>
-        </w:rPr>
-      </w:pPr>
-    </w:p>
-    <w:p>
-      <w:pPr>
-        <w:ind w:left="-720" w:right="-21" w:firstLine="0"/>
-        <w:rPr>
-          <w:rFonts w:ascii="Arial" w:hAnsi="Arial" w:cs="Arial"/>
-          <w:szCs w:val="22"/>
-        </w:rPr>
-      </w:pPr>
-      <w:r>
-        <w:rPr>
-          <w:rFonts w:ascii="Arial" w:hAnsi="Arial" w:cs="Arial"/>
-          <w:szCs w:val="22"/>
-        </w:rPr>
-        <w:t xml:space="preserve">3. Calculate the number of ways that 4 cards can be drawn, with replacement, from a deck of 52 cards. </w:t>
-      </w:r>
-    </w:p>
-    <w:p>
-      <w:pPr>
-        <w:ind w:left="-720" w:right="-21" w:firstLine="0"/>
-        <w:rPr>
-          <w:rFonts w:ascii="Arial" w:hAnsi="Arial" w:cs="Arial"/>
-          <w:szCs w:val="22"/>
-        </w:rPr>
-      </w:pPr>
-    </w:p>
-    <w:p>
-      <w:pPr>
-        <w:ind w:left="-720" w:right="-21" w:firstLine="0"/>
-        <w:rPr>
-          <w:rFonts w:ascii="Arial" w:hAnsi="Arial" w:cs="Arial"/>
-          <w:szCs w:val="22"/>
-        </w:rPr>
-      </w:pPr>
-      <w:r>
-        <w:rPr>
-          <w:rFonts w:ascii="Arial" w:hAnsi="Arial" w:cs="Arial"/>
-          <w:szCs w:val="22"/>
-        </w:rPr>
-        <w:t xml:space="preserve">4. Calculate the number of ways that 4 cards can be drawn, without replacement, from a deck of 52 cards. </w:t>
-      </w:r>
-    </w:p>
-    <w:p>
-      <w:pPr>
-        <w:ind w:left="-720" w:right="-21" w:firstLine="0"/>
-        <w:rPr>
-          <w:rFonts w:ascii="Arial" w:hAnsi="Arial" w:cs="Arial"/>
-          <w:szCs w:val="22"/>
-        </w:rPr>
-      </w:pPr>
-    </w:p>
-    <w:p>
-      <w:pPr>
-        <w:ind w:left="-720" w:right="-21" w:firstLine="0"/>
-        <w:rPr>
-          <w:rFonts w:ascii="Arial" w:hAnsi="Arial" w:cs="Arial"/>
-          <w:szCs w:val="22"/>
-        </w:rPr>
-      </w:pPr>
-      <w:r>
-        <w:rPr>
-          <w:rFonts w:ascii="Arial" w:hAnsi="Arial" w:cs="Arial"/>
-          <w:szCs w:val="22"/>
-        </w:rPr>
-        <w:t>5. Calculate the number of different combinations that can be ordered from a restaurant that allow persons to order exactly two of eight main dishes as part of the dinner special.</w:t>
-      </w:r>
-    </w:p>
-    <w:p>
-      <w:pPr>
-        <w:ind w:left="-720" w:right="-21" w:firstLine="0"/>
-        <w:rPr>
-          <w:rFonts w:ascii="Arial" w:eastAsia="Noto Sans" w:hAnsi="Arial" w:cs="Arial"/>
-          <w:szCs w:val="22"/>
-        </w:rPr>
-      </w:pPr>
-    </w:p>
-    <w:p>
-      <w:pPr>
-        <w:spacing w:after="93"/>
-        <w:ind w:left="-720" w:right="-21" w:firstLine="0"/>
-        <w:rPr>
-          <w:rFonts w:ascii="Arial" w:eastAsia="Noto Sans" w:hAnsi="Arial" w:cs="Arial"/>
-          <w:szCs w:val="22"/>
-        </w:rPr>
-      </w:pPr>
-      <w:r>
-        <w:rPr>
-          <w:rFonts w:ascii="Arial" w:eastAsia="Noto Sans" w:hAnsi="Arial" w:cs="Arial"/>
-          <w:szCs w:val="22"/>
-        </w:rPr>
-        <w:t>6.</w:t>
-      </w:r>
-      <w:r>
-        <w:rPr>
-          <w:rFonts w:ascii="Arial" w:hAnsi="Arial" w:cs="Arial"/>
-          <w:szCs w:val="22"/>
+          <w:sz w:val="28"/>
+          <w:szCs w:val="21"/>
+        </w:rPr>
+      </w:pPr>
+      <w:r>
+        <w:rPr>
+          <w:sz w:val="28"/>
+          <w:szCs w:val="21"/>
+        </w:rPr>
+        <w:t xml:space="preserve">Mathematical Structures for Computer Science CS5070 Assignment </w:t>
+      </w:r>
+      <w:r>
+        <w:rPr>
+          <w:sz w:val="28"/>
+          <w:szCs w:val="21"/>
+        </w:rPr>
+        <w:t>3</w:t>
+      </w:r>
+    </w:p>
+    <w:p>
+      <w:pPr>
+        <w:ind w:left="0"/>
+      </w:pPr>
+    </w:p>
+    <w:p>
+      <w:pPr>
+        <w:ind w:left="0"/>
+      </w:pPr>
+    </w:p>
+    <w:p>
+      <w:pPr>
+        <w:pStyle w:val="Heading2"/>
+        <w:ind w:left="0" w:right="136" w:firstLine="0"/>
+        <w:rPr>
+          <w:rFonts w:ascii="Times New Roman" w:eastAsia="Courier New" w:hAnsi="Times New Roman" w:cs="Times New Roman"/>
+          <w:color w:val="auto"/>
+          <w:kern w:val="0"/>
+          <w:lang w:eastAsia="en-US"/>
+          <w14:ligatures w14:val="none"/>
+        </w:rPr>
+      </w:pPr>
+      <w:r>
+        <w:rPr>
+          <w:rFonts w:ascii="Times New Roman" w:eastAsia="Courier New" w:hAnsi="Times New Roman" w:cs="Times New Roman"/>
+          <w:color w:val="auto"/>
+          <w:kern w:val="0"/>
+          <w:lang w:eastAsia="en-US"/>
+          <w14:ligatures w14:val="none"/>
+        </w:rPr>
+        <w:t>Q-1:  Given the binary string</w:t>
+      </w:r>
+      <w:r>
+        <w:rPr>
+          <w:rFonts w:ascii="Times New Roman" w:eastAsia="Courier New" w:hAnsi="Times New Roman" w:cs="Times New Roman"/>
+          <w:color w:val="auto"/>
+          <w:kern w:val="0"/>
+          <w:lang w:eastAsia="en-US"/>
+          <w14:ligatures w14:val="none"/>
         </w:rPr>
         <w:t xml:space="preserve"> </w:t>
       </w:r>
-      <w:r>
-        <w:rPr>
-          <w:rFonts w:ascii="Arial" w:hAnsi="Arial" w:cs="Arial"/>
-          <w:szCs w:val="22"/>
-        </w:rPr>
-        <w:t>Find the coefficient of</w:t>
-      </w:r>
-      <w:r>
-        <w:rPr>
-          <w:rFonts w:ascii="Arial" w:hAnsi="Arial" w:cs="Arial"/>
-          <w:szCs w:val="22"/>
-        </w:rPr>
-        <w:t xml:space="preserve"> </w:t>
-      </w:r>
       <m:oMath>
-        <m:sSup>
-          <m:sSupPr>
+        <m:sSubSup>
+          <m:sSubSupPr>
             <m:ctrlPr>
               <w:rPr>
-                <w:rFonts w:ascii="Cambria Math" w:hAnsi="Cambria Math" w:cs="Arial"/>
-                <w:i/>
-                <w:szCs w:val="22"/>
+                <w:rFonts w:ascii="Cambria Math" w:eastAsia="Courier New" w:hAnsi="Cambria Math" w:cs="Times New Roman"/>
+                <w:color w:val="auto"/>
+                <w:kern w:val="0"/>
+                <w:lang w:eastAsia="en-US"/>
+                <w14:ligatures w14:val="none"/>
               </w:rPr>
             </m:ctrlPr>
-          </m:sSupPr>
+          </m:sSubSupPr>
           <m:e>
             <m:r>
+              <m:rPr>
+                <m:sty m:val="bi"/>
+              </m:rPr>
               <w:rPr>
-                <w:rFonts w:ascii="Cambria Math" w:hAnsi="Cambria Math" w:cs="Arial"/>
-                <w:szCs w:val="22"/>
+                <w:rFonts w:ascii="Cambria Math" w:eastAsia="Courier New" w:hAnsi="Cambria Math" w:cs="Times New Roman"/>
+                <w:color w:val="auto"/>
+                <w:kern w:val="0"/>
+                <w:lang w:eastAsia="en-US"/>
+                <w14:ligatures w14:val="none"/>
               </w:rPr>
-              <m:t>a</m:t>
+              <m:t>B</m:t>
             </m:r>
           </m:e>
+          <m:sub>
+            <m:r>
+              <m:rPr>
+                <m:sty m:val="b"/>
+              </m:rPr>
+              <w:rPr>
+                <w:rFonts w:ascii="Cambria Math" w:eastAsia="Courier New" w:hAnsi="Cambria Math" w:cs="Times New Roman"/>
+                <w:color w:val="auto"/>
+                <w:kern w:val="0"/>
+                <w:lang w:eastAsia="en-US"/>
+                <w14:ligatures w14:val="none"/>
+              </w:rPr>
+              <m:t>3</m:t>
+            </m:r>
+          </m:sub>
           <m:sup>
             <m:r>
+              <m:rPr>
+                <m:sty m:val="b"/>
+              </m:rPr>
               <w:rPr>
-                <w:rFonts w:ascii="Cambria Math" w:hAnsi="Cambria Math" w:cs="Arial"/>
-                <w:szCs w:val="22"/>
+                <w:rFonts w:ascii="Cambria Math" w:eastAsia="Courier New" w:hAnsi="Cambria Math" w:cs="Times New Roman"/>
+                <w:color w:val="auto"/>
+                <w:kern w:val="0"/>
+                <w:lang w:eastAsia="en-US"/>
+                <w14:ligatures w14:val="none"/>
               </w:rPr>
               <m:t>5</m:t>
             </m:r>
           </m:sup>
-        </m:sSup>
-        <m:sSup>
-          <m:sSupPr>
-            <m:ctrlPr>
-              <w:rPr>
-                <w:rFonts w:ascii="Cambria Math" w:hAnsi="Cambria Math" w:cs="Arial"/>
-                <w:i/>
-                <w:szCs w:val="22"/>
-              </w:rPr>
-            </m:ctrlPr>
-          </m:sSupPr>
-          <m:e>
-            <m:r>
-              <w:rPr>
-                <w:rFonts w:ascii="Cambria Math" w:hAnsi="Cambria Math" w:cs="Arial"/>
-                <w:szCs w:val="22"/>
-              </w:rPr>
-              <m:t>b</m:t>
-            </m:r>
-          </m:e>
-          <m:sup>
-            <m:r>
-              <w:rPr>
-                <w:rFonts w:ascii="Cambria Math" w:hAnsi="Cambria Math" w:cs="Arial"/>
-                <w:szCs w:val="22"/>
-              </w:rPr>
-              <m:t>7</m:t>
-            </m:r>
-          </m:sup>
-        </m:sSup>
+        </m:sSubSup>
       </m:oMath>
       <w:r>
         <w:rPr>
-          <w:rFonts w:ascii="Arial" w:eastAsia="Noto Sans" w:hAnsi="Arial" w:cs="Arial"/>
-          <w:szCs w:val="22"/>
-        </w:rPr>
-        <w:t xml:space="preserve"> in the binomial expansion of </w:t>
-      </w:r>
-      <m:oMath>
-        <m:sSup>
-          <m:sSupPr>
-            <m:ctrlPr>
-              <w:rPr>
-                <w:rFonts w:ascii="Cambria Math" w:eastAsia="Noto Sans" w:hAnsi="Cambria Math" w:cs="Arial"/>
-                <w:i/>
-                <w:szCs w:val="22"/>
-              </w:rPr>
-            </m:ctrlPr>
-          </m:sSupPr>
-          <m:e>
-            <m:d>
-              <m:dPr>
-                <m:ctrlPr>
-                  <w:rPr>
-                    <w:rFonts w:ascii="Cambria Math" w:eastAsia="Noto Sans" w:hAnsi="Cambria Math" w:cs="Arial"/>
-                    <w:i/>
-                    <w:szCs w:val="22"/>
-                  </w:rPr>
-                </m:ctrlPr>
-              </m:dPr>
-              <m:e>
-                <m:r>
-                  <w:rPr>
-                    <w:rFonts w:ascii="Cambria Math" w:eastAsia="Noto Sans" w:hAnsi="Cambria Math" w:cs="Arial"/>
-                    <w:szCs w:val="22"/>
-                  </w:rPr>
-                  <m:t>a-2b</m:t>
-                </m:r>
-              </m:e>
-            </m:d>
-          </m:e>
-          <m:sup>
-            <m:r>
-              <w:rPr>
-                <w:rFonts w:ascii="Cambria Math" w:eastAsia="Noto Sans" w:hAnsi="Cambria Math" w:cs="Arial"/>
-                <w:szCs w:val="22"/>
-              </w:rPr>
-              <m:t>12</m:t>
-            </m:r>
-          </m:sup>
-        </m:sSup>
-      </m:oMath>
-    </w:p>
-    <w:p>
-      <w:pPr>
-        <w:spacing w:after="93"/>
-        <w:ind w:left="-720" w:right="-21" w:firstLine="0"/>
-        <w:rPr>
-          <w:rFonts w:ascii="Arial" w:hAnsi="Arial" w:cs="Arial"/>
-          <w:szCs w:val="22"/>
-        </w:rPr>
-      </w:pPr>
-    </w:p>
-    <w:p>
-      <w:pPr>
-        <w:spacing w:after="0" w:line="259" w:lineRule="auto"/>
-        <w:ind w:left="-720" w:right="-21" w:firstLine="0"/>
-        <w:jc w:val="left"/>
-        <w:rPr>
-          <w:rFonts w:ascii="Arial" w:eastAsia="Noto Sans" w:hAnsi="Arial" w:cs="Arial"/>
-          <w:szCs w:val="22"/>
-        </w:rPr>
-      </w:pPr>
-      <w:r>
-        <w:rPr>
-          <w:rFonts w:ascii="Arial" w:eastAsia="Noto Sans" w:hAnsi="Arial" w:cs="Arial"/>
-          <w:szCs w:val="22"/>
-        </w:rPr>
-        <w:t>7.</w:t>
-      </w:r>
-      <w:r>
-        <w:rPr>
-          <w:rFonts w:ascii="Arial" w:hAnsi="Arial" w:cs="Arial"/>
-          <w:szCs w:val="22"/>
+          <w:rFonts w:ascii="Times New Roman" w:eastAsia="Courier New" w:hAnsi="Times New Roman" w:cs="Times New Roman"/>
+          <w:color w:val="auto"/>
+          <w:kern w:val="0"/>
+          <w:lang w:eastAsia="en-US"/>
+          <w14:ligatures w14:val="none"/>
+        </w:rPr>
+        <w:t xml:space="preserve"> , what is the set of all possible strings that are of length 5 and weight 3?</w:t>
+      </w:r>
+    </w:p>
+    <w:p>
+      <w:pPr>
+        <w:tabs>
+          <w:tab w:val="left" w:pos="2105"/>
+        </w:tabs>
+        <w:ind w:left="0" w:firstLine="0"/>
+        <w:rPr>
+          <w:rFonts w:ascii="Times New Roman" w:eastAsia="Courier New" w:hAnsi="Times New Roman" w:cs="Times New Roman"/>
+          <w:color w:val="auto"/>
+          <w:kern w:val="0"/>
+          <w:sz w:val="26"/>
+          <w:szCs w:val="26"/>
+          <w:lang w:eastAsia="en-US"/>
+          <w14:ligatures w14:val="none"/>
+        </w:rPr>
+      </w:pPr>
+      <w:r>
+        <w:rPr>
+          <w:rFonts w:ascii="Times New Roman" w:eastAsia="Courier New" w:hAnsi="Times New Roman" w:cs="Times New Roman"/>
+          <w:color w:val="auto"/>
+          <w:kern w:val="0"/>
+          <w:sz w:val="26"/>
+          <w:szCs w:val="26"/>
+          <w:lang w:eastAsia="en-US"/>
+          <w14:ligatures w14:val="none"/>
+        </w:rPr>
+        <w:tab/>
+      </w:r>
+    </w:p>
+    <w:p>
+      <w:pPr>
+        <w:tabs>
+          <w:tab w:val="left" w:pos="2105"/>
+        </w:tabs>
+        <w:ind w:left="0" w:firstLine="0"/>
+        <w:rPr>
+          <w:rFonts w:ascii="Times New Roman" w:eastAsia="Courier New" w:hAnsi="Times New Roman" w:cs="Times New Roman"/>
+          <w:color w:val="auto"/>
+          <w:kern w:val="0"/>
+          <w:sz w:val="26"/>
+          <w:szCs w:val="26"/>
+          <w:lang w:eastAsia="en-US"/>
+          <w14:ligatures w14:val="none"/>
+        </w:rPr>
+      </w:pPr>
+    </w:p>
+    <w:p>
+      <w:pPr>
+        <w:tabs>
+          <w:tab w:val="left" w:pos="2105"/>
+        </w:tabs>
+        <w:ind w:left="0" w:firstLine="0"/>
+        <w:rPr>
+          <w:rFonts w:ascii="Times New Roman" w:eastAsia="Courier New" w:hAnsi="Times New Roman" w:cs="Times New Roman"/>
+          <w:color w:val="auto"/>
+          <w:kern w:val="0"/>
+          <w:sz w:val="26"/>
+          <w:szCs w:val="26"/>
+          <w:lang w:eastAsia="en-US"/>
+          <w14:ligatures w14:val="none"/>
+        </w:rPr>
+      </w:pPr>
+    </w:p>
+    <w:p>
+      <w:pPr>
+        <w:ind w:left="0" w:firstLine="0"/>
+        <w:rPr>
+          <w:rFonts w:ascii="Times New Roman" w:eastAsia="Courier New" w:hAnsi="Times New Roman" w:cs="Times New Roman"/>
+          <w:color w:val="auto"/>
+          <w:kern w:val="0"/>
+          <w:sz w:val="26"/>
+          <w:szCs w:val="26"/>
+          <w:lang w:eastAsia="en-US"/>
+          <w14:ligatures w14:val="none"/>
+        </w:rPr>
+      </w:pPr>
+      <w:r>
+        <w:rPr>
+          <w:rFonts w:ascii="Times New Roman" w:eastAsia="Courier New" w:hAnsi="Times New Roman" w:cs="Times New Roman"/>
+          <w:color w:val="auto"/>
+          <w:kern w:val="0"/>
+          <w:sz w:val="26"/>
+          <w:szCs w:val="26"/>
+          <w:lang w:eastAsia="en-US"/>
+          <w14:ligatures w14:val="none"/>
+        </w:rPr>
+        <w:t>Q-2: Calculate the number of different combinations that can be ordered from a restaurant that allow humans to order exactly two of eight main dishes as part of the dinner special.  SHOW LOGICAL STEPS</w:t>
+      </w:r>
+    </w:p>
+    <w:p>
+      <w:pPr>
+        <w:tabs>
+          <w:tab w:val="left" w:pos="2105"/>
+        </w:tabs>
+        <w:ind w:left="0" w:firstLine="0"/>
+        <w:rPr>
+          <w:rFonts w:ascii="Times New Roman" w:eastAsia="Courier New" w:hAnsi="Times New Roman" w:cs="Times New Roman"/>
+          <w:color w:val="auto"/>
+          <w:kern w:val="0"/>
+          <w:sz w:val="26"/>
+          <w:szCs w:val="26"/>
+          <w:lang w:eastAsia="en-US"/>
+          <w14:ligatures w14:val="none"/>
+        </w:rPr>
+      </w:pPr>
+    </w:p>
+    <w:p>
+      <w:pPr>
+        <w:tabs>
+          <w:tab w:val="left" w:pos="2105"/>
+        </w:tabs>
+        <w:ind w:left="0" w:firstLine="0"/>
+        <w:rPr>
+          <w:rFonts w:ascii="Times New Roman" w:eastAsia="Courier New" w:hAnsi="Times New Roman" w:cs="Times New Roman"/>
+          <w:color w:val="auto"/>
+          <w:kern w:val="0"/>
+          <w:sz w:val="26"/>
+          <w:szCs w:val="26"/>
+          <w:lang w:eastAsia="en-US"/>
+          <w14:ligatures w14:val="none"/>
+        </w:rPr>
+      </w:pPr>
+    </w:p>
+    <w:p>
+      <w:pPr>
+        <w:pStyle w:val="Heading2"/>
+        <w:ind w:left="0" w:right="136" w:firstLine="0"/>
+        <w:rPr>
+          <w:rFonts w:ascii="Times New Roman" w:eastAsia="Courier New" w:hAnsi="Times New Roman" w:cs="Times New Roman"/>
+          <w:color w:val="auto"/>
+          <w:kern w:val="0"/>
+          <w:lang w:eastAsia="en-US"/>
+          <w14:ligatures w14:val="none"/>
+        </w:rPr>
+      </w:pPr>
+      <w:r>
+        <w:rPr>
+          <w:rFonts w:ascii="Times New Roman" w:eastAsia="Courier New" w:hAnsi="Times New Roman" w:cs="Times New Roman"/>
+          <w:color w:val="auto"/>
+          <w:kern w:val="0"/>
+          <w:lang w:eastAsia="en-US"/>
+          <w14:ligatures w14:val="none"/>
+        </w:rPr>
+        <w:t xml:space="preserve">Q-3:   A group of 25 programmers are applying for a job. The number of applicants with competency in C++ is 10, C# is 15, Java is 13.  The number who know C# and Java is 5 and C# and C++ </w:t>
+      </w:r>
+      <w:proofErr w:type="gramStart"/>
+      <w:r>
+        <w:rPr>
+          <w:rFonts w:ascii="Times New Roman" w:eastAsia="Courier New" w:hAnsi="Times New Roman" w:cs="Times New Roman"/>
+          <w:color w:val="auto"/>
+          <w:kern w:val="0"/>
+          <w:lang w:eastAsia="en-US"/>
+          <w14:ligatures w14:val="none"/>
+        </w:rPr>
+        <w:t>is</w:t>
+      </w:r>
+      <w:proofErr w:type="gramEnd"/>
+      <w:r>
+        <w:rPr>
+          <w:rFonts w:ascii="Times New Roman" w:eastAsia="Courier New" w:hAnsi="Times New Roman" w:cs="Times New Roman"/>
+          <w:color w:val="auto"/>
+          <w:kern w:val="0"/>
+          <w:lang w:eastAsia="en-US"/>
+          <w14:ligatures w14:val="none"/>
+        </w:rPr>
+        <w:t xml:space="preserve"> 8, those that know all three is 2.   </w:t>
+      </w:r>
+    </w:p>
+    <w:p>
+      <w:pPr>
+        <w:pStyle w:val="Heading2"/>
+        <w:numPr>
+          <w:ilvl w:val="0"/>
+          <w:numId w:val="10"/>
+        </w:numPr>
+        <w:ind w:right="136"/>
+        <w:rPr>
+          <w:rFonts w:ascii="Times New Roman" w:eastAsia="Courier New" w:hAnsi="Times New Roman" w:cs="Times New Roman"/>
+          <w:color w:val="auto"/>
+          <w:kern w:val="0"/>
+          <w:lang w:eastAsia="en-US"/>
+          <w14:ligatures w14:val="none"/>
+        </w:rPr>
+      </w:pPr>
+      <w:r>
+        <w:rPr>
+          <w:rFonts w:ascii="Times New Roman" w:eastAsia="Courier New" w:hAnsi="Times New Roman" w:cs="Times New Roman"/>
+          <w:color w:val="auto"/>
+          <w:kern w:val="0"/>
+          <w:lang w:eastAsia="en-US"/>
+          <w14:ligatures w14:val="none"/>
+        </w:rPr>
+        <w:t xml:space="preserve">How many applicants have competency in Java and C++?     </w:t>
+      </w:r>
+    </w:p>
+    <w:p>
+      <w:pPr>
+        <w:pStyle w:val="Heading2"/>
+        <w:numPr>
+          <w:ilvl w:val="0"/>
+          <w:numId w:val="10"/>
+        </w:numPr>
+        <w:ind w:right="136"/>
+        <w:rPr>
+          <w:rFonts w:ascii="Times New Roman" w:eastAsia="Courier New" w:hAnsi="Times New Roman" w:cs="Times New Roman"/>
+          <w:color w:val="auto"/>
+          <w:kern w:val="0"/>
+          <w:lang w:eastAsia="en-US"/>
+          <w14:ligatures w14:val="none"/>
+        </w:rPr>
+      </w:pPr>
+      <w:r>
+        <w:rPr>
+          <w:rFonts w:ascii="Times New Roman" w:eastAsia="Courier New" w:hAnsi="Times New Roman" w:cs="Times New Roman"/>
+          <w:color w:val="auto"/>
+          <w:kern w:val="0"/>
+          <w:lang w:eastAsia="en-US"/>
+          <w14:ligatures w14:val="none"/>
+        </w:rPr>
+        <w:t>How many applicants have competency in two or more languages?  SHOW LOGICAL STEPS</w:t>
+      </w:r>
+    </w:p>
+    <w:p>
+      <w:pPr>
+        <w:tabs>
+          <w:tab w:val="left" w:pos="2105"/>
+        </w:tabs>
+        <w:ind w:left="0" w:firstLine="0"/>
+        <w:rPr>
+          <w:rFonts w:ascii="Arial" w:eastAsia="Times New Roman" w:hAnsi="Arial" w:cs="Arial"/>
+        </w:rPr>
+      </w:pPr>
+    </w:p>
+    <w:p>
+      <w:pPr>
+        <w:tabs>
+          <w:tab w:val="left" w:pos="2105"/>
+        </w:tabs>
+        <w:ind w:left="0" w:firstLine="0"/>
+        <w:rPr>
+          <w:rFonts w:ascii="Arial" w:eastAsia="Times New Roman" w:hAnsi="Arial" w:cs="Arial"/>
+        </w:rPr>
+      </w:pPr>
+    </w:p>
+    <w:p>
+      <w:pPr>
+        <w:tabs>
+          <w:tab w:val="left" w:pos="2105"/>
+        </w:tabs>
+        <w:ind w:left="0" w:firstLine="0"/>
+        <w:rPr>
+          <w:rFonts w:ascii="Arial" w:eastAsia="Times New Roman" w:hAnsi="Arial" w:cs="Arial"/>
+        </w:rPr>
+      </w:pPr>
+    </w:p>
+    <w:p>
+      <w:pPr>
+        <w:ind w:left="0" w:firstLine="0"/>
+        <w:rPr>
+          <w:rFonts w:ascii="Times New Roman" w:eastAsia="Courier New" w:hAnsi="Times New Roman" w:cs="Times New Roman"/>
+          <w:color w:val="auto"/>
+          <w:kern w:val="0"/>
+          <w:sz w:val="26"/>
+          <w:szCs w:val="26"/>
+          <w:lang w:eastAsia="en-US"/>
+          <w14:ligatures w14:val="none"/>
+        </w:rPr>
+      </w:pPr>
+      <w:r>
+        <w:rPr>
+          <w:rFonts w:ascii="Times New Roman" w:eastAsia="Courier New" w:hAnsi="Times New Roman" w:cs="Times New Roman"/>
+          <w:color w:val="auto"/>
+          <w:kern w:val="0"/>
+          <w:sz w:val="26"/>
+          <w:szCs w:val="26"/>
+          <w:lang w:eastAsia="en-US"/>
+          <w14:ligatures w14:val="none"/>
+        </w:rPr>
+        <w:t>Q-4: There 26 letters in English. Calculate the number of vehicle license plates that start with four letters followed by 4 numeric digits, with no repetitions.  SHOW LOGICAL STEPS</w:t>
+      </w:r>
+    </w:p>
+    <w:p>
+      <w:pPr>
+        <w:tabs>
+          <w:tab w:val="left" w:pos="2105"/>
+        </w:tabs>
+        <w:ind w:left="0" w:firstLine="0"/>
+        <w:rPr>
+          <w:rFonts w:ascii="Arial" w:eastAsia="Times New Roman" w:hAnsi="Arial" w:cs="Arial"/>
+        </w:rPr>
+      </w:pPr>
+    </w:p>
+    <w:p>
+      <w:pPr>
+        <w:tabs>
+          <w:tab w:val="left" w:pos="2105"/>
+        </w:tabs>
+        <w:ind w:left="0" w:firstLine="0"/>
+        <w:rPr>
+          <w:rFonts w:ascii="Arial" w:eastAsia="Times New Roman" w:hAnsi="Arial" w:cs="Arial"/>
+        </w:rPr>
+      </w:pPr>
+    </w:p>
+    <w:p>
+      <w:pPr>
+        <w:tabs>
+          <w:tab w:val="left" w:pos="2105"/>
+        </w:tabs>
+        <w:ind w:left="0" w:firstLine="0"/>
+        <w:rPr>
+          <w:rFonts w:ascii="Arial" w:eastAsia="Times New Roman" w:hAnsi="Arial" w:cs="Arial"/>
+        </w:rPr>
+      </w:pPr>
+    </w:p>
+    <w:p>
+      <w:pPr>
+        <w:ind w:left="0" w:firstLine="0"/>
+        <w:rPr>
+          <w:rFonts w:ascii="Times New Roman" w:eastAsia="Courier New" w:hAnsi="Times New Roman" w:cs="Times New Roman"/>
+          <w:color w:val="auto"/>
+          <w:kern w:val="0"/>
+          <w:sz w:val="26"/>
+          <w:szCs w:val="26"/>
+          <w:lang w:eastAsia="en-US"/>
+          <w14:ligatures w14:val="none"/>
+        </w:rPr>
+      </w:pPr>
+      <w:r>
+        <w:rPr>
+          <w:rFonts w:ascii="Times New Roman" w:eastAsia="Courier New" w:hAnsi="Times New Roman" w:cs="Times New Roman"/>
+          <w:color w:val="auto"/>
+          <w:kern w:val="0"/>
+          <w:sz w:val="26"/>
+          <w:szCs w:val="26"/>
+          <w:lang w:eastAsia="en-US"/>
+          <w14:ligatures w14:val="none"/>
+        </w:rPr>
+        <w:lastRenderedPageBreak/>
+        <w:t>Q-5: Calculate the number of ways that 4 cards can be drawn, with replacement, from a deck of 53 cards.  SHOW LOGICAL STEPS</w:t>
+      </w:r>
+    </w:p>
+    <w:p>
+      <w:pPr>
+        <w:tabs>
+          <w:tab w:val="left" w:pos="2105"/>
+        </w:tabs>
+        <w:ind w:left="0" w:firstLine="0"/>
+        <w:rPr>
+          <w:rFonts w:ascii="Times New Roman" w:eastAsia="Courier New" w:hAnsi="Times New Roman" w:cs="Times New Roman"/>
+          <w:color w:val="auto"/>
+          <w:kern w:val="0"/>
+          <w:sz w:val="26"/>
+          <w:szCs w:val="26"/>
+          <w:lang w:eastAsia="en-US"/>
+          <w14:ligatures w14:val="none"/>
+        </w:rPr>
+      </w:pPr>
+    </w:p>
+    <w:p>
+      <w:pPr>
+        <w:tabs>
+          <w:tab w:val="left" w:pos="2105"/>
+        </w:tabs>
+        <w:ind w:left="0" w:firstLine="0"/>
+        <w:rPr>
+          <w:rFonts w:ascii="Times New Roman" w:eastAsia="Courier New" w:hAnsi="Times New Roman" w:cs="Times New Roman"/>
+          <w:color w:val="auto"/>
+          <w:kern w:val="0"/>
+          <w:sz w:val="26"/>
+          <w:szCs w:val="26"/>
+          <w:lang w:eastAsia="en-US"/>
+          <w14:ligatures w14:val="none"/>
+        </w:rPr>
+      </w:pPr>
+    </w:p>
+    <w:p>
+      <w:pPr>
+        <w:tabs>
+          <w:tab w:val="left" w:pos="2105"/>
+        </w:tabs>
+        <w:ind w:left="0" w:firstLine="0"/>
+        <w:rPr>
+          <w:rFonts w:ascii="Times New Roman" w:eastAsia="Courier New" w:hAnsi="Times New Roman" w:cs="Times New Roman"/>
+          <w:color w:val="auto"/>
+          <w:kern w:val="0"/>
+          <w:sz w:val="26"/>
+          <w:szCs w:val="26"/>
+          <w:lang w:eastAsia="en-US"/>
+          <w14:ligatures w14:val="none"/>
+        </w:rPr>
+      </w:pPr>
+      <w:r>
+        <w:rPr>
+          <w:rFonts w:ascii="Times New Roman" w:eastAsia="Courier New" w:hAnsi="Times New Roman" w:cs="Times New Roman"/>
+          <w:color w:val="auto"/>
+          <w:kern w:val="0"/>
+          <w:sz w:val="26"/>
+          <w:szCs w:val="26"/>
+          <w:lang w:eastAsia="en-US"/>
+          <w14:ligatures w14:val="none"/>
+        </w:rPr>
+        <w:t>Q-6: Calculate the number of ways that 4 cards can be drawn, without replacement, from a deck of 53 cards.  SHOW LOGICAL STEPS</w:t>
+      </w:r>
+    </w:p>
+    <w:p>
+      <w:pPr>
+        <w:tabs>
+          <w:tab w:val="left" w:pos="2105"/>
+        </w:tabs>
+        <w:ind w:left="0" w:firstLine="0"/>
+        <w:rPr>
+          <w:rFonts w:ascii="Times New Roman" w:eastAsia="Courier New" w:hAnsi="Times New Roman" w:cs="Times New Roman"/>
+          <w:color w:val="auto"/>
+          <w:kern w:val="0"/>
+          <w:sz w:val="26"/>
+          <w:szCs w:val="26"/>
+          <w:lang w:eastAsia="en-US"/>
+          <w14:ligatures w14:val="none"/>
+        </w:rPr>
+      </w:pPr>
+    </w:p>
+    <w:p>
+      <w:pPr>
+        <w:tabs>
+          <w:tab w:val="left" w:pos="2105"/>
+        </w:tabs>
+        <w:ind w:left="0" w:firstLine="0"/>
+        <w:rPr>
+          <w:rFonts w:ascii="Times New Roman" w:eastAsia="Courier New" w:hAnsi="Times New Roman" w:cs="Times New Roman"/>
+          <w:color w:val="auto"/>
+          <w:kern w:val="0"/>
+          <w:sz w:val="26"/>
+          <w:szCs w:val="26"/>
+          <w:lang w:eastAsia="en-US"/>
+          <w14:ligatures w14:val="none"/>
+        </w:rPr>
+      </w:pPr>
+    </w:p>
+    <w:p>
+      <w:pPr>
+        <w:tabs>
+          <w:tab w:val="left" w:pos="2105"/>
+        </w:tabs>
+        <w:ind w:left="0" w:firstLine="0"/>
+        <w:rPr>
+          <w:rFonts w:ascii="Times New Roman" w:eastAsia="Courier New" w:hAnsi="Times New Roman" w:cs="Times New Roman"/>
+          <w:color w:val="auto"/>
+          <w:kern w:val="0"/>
+          <w:sz w:val="26"/>
+          <w:szCs w:val="26"/>
+          <w:lang w:eastAsia="en-US"/>
+          <w14:ligatures w14:val="none"/>
+        </w:rPr>
+      </w:pPr>
+      <w:r>
+        <w:rPr>
+          <w:rFonts w:ascii="Times New Roman" w:eastAsia="Courier New" w:hAnsi="Times New Roman" w:cs="Times New Roman"/>
+          <w:color w:val="auto"/>
+          <w:kern w:val="0"/>
+          <w:sz w:val="26"/>
+          <w:szCs w:val="26"/>
+          <w:lang w:eastAsia="en-US"/>
+          <w14:ligatures w14:val="none"/>
+        </w:rPr>
+        <w:t>Q-7: Calculate the number of ways that 4 cards can be drawn, with replacement, from a deck of 52 cards that results in all four cards being of the same suit.  SHOW LOGICAL STEPS</w:t>
+      </w:r>
+    </w:p>
+    <w:p>
+      <w:pPr>
+        <w:tabs>
+          <w:tab w:val="left" w:pos="2105"/>
+        </w:tabs>
+        <w:ind w:left="0" w:firstLine="0"/>
+        <w:rPr>
+          <w:rFonts w:ascii="Times New Roman" w:eastAsia="Courier New" w:hAnsi="Times New Roman" w:cs="Times New Roman"/>
+          <w:color w:val="auto"/>
+          <w:kern w:val="0"/>
+          <w:sz w:val="26"/>
+          <w:szCs w:val="26"/>
+          <w:lang w:eastAsia="en-US"/>
+          <w14:ligatures w14:val="none"/>
+        </w:rPr>
+      </w:pPr>
+    </w:p>
+    <w:p>
+      <w:pPr>
+        <w:tabs>
+          <w:tab w:val="left" w:pos="2105"/>
+        </w:tabs>
+        <w:ind w:left="0" w:firstLine="0"/>
+        <w:rPr>
+          <w:rFonts w:ascii="Times New Roman" w:eastAsia="Courier New" w:hAnsi="Times New Roman" w:cs="Times New Roman"/>
+          <w:color w:val="auto"/>
+          <w:kern w:val="0"/>
+          <w:sz w:val="26"/>
+          <w:szCs w:val="26"/>
+          <w:lang w:eastAsia="en-US"/>
+          <w14:ligatures w14:val="none"/>
+        </w:rPr>
+      </w:pPr>
+    </w:p>
+    <w:p>
+      <w:pPr>
+        <w:tabs>
+          <w:tab w:val="left" w:pos="2105"/>
+        </w:tabs>
+        <w:ind w:left="0" w:firstLine="0"/>
+        <w:rPr>
+          <w:rFonts w:ascii="Times New Roman" w:eastAsia="Courier New" w:hAnsi="Times New Roman" w:cs="Times New Roman"/>
+          <w:color w:val="auto"/>
+          <w:kern w:val="0"/>
+          <w:sz w:val="26"/>
+          <w:szCs w:val="26"/>
+          <w:lang w:eastAsia="en-US"/>
+          <w14:ligatures w14:val="none"/>
+        </w:rPr>
+      </w:pPr>
+    </w:p>
+    <w:p>
+      <w:pPr>
+        <w:tabs>
+          <w:tab w:val="left" w:pos="2105"/>
+        </w:tabs>
+        <w:ind w:left="0" w:firstLine="0"/>
+        <w:rPr>
+          <w:rFonts w:ascii="Times New Roman" w:eastAsia="Courier New" w:hAnsi="Times New Roman" w:cs="Times New Roman"/>
+          <w:color w:val="auto"/>
+          <w:kern w:val="0"/>
+          <w:sz w:val="26"/>
+          <w:szCs w:val="26"/>
+          <w:lang w:eastAsia="en-US"/>
+          <w14:ligatures w14:val="none"/>
+        </w:rPr>
+      </w:pPr>
+    </w:p>
+    <w:p>
+      <w:pPr>
+        <w:ind w:left="0" w:hanging="20"/>
+        <w:rPr>
+          <w:rFonts w:ascii="Times New Roman" w:eastAsia="Times New Roman" w:hAnsi="Times New Roman" w:cs="Times New Roman"/>
+        </w:rPr>
+      </w:pPr>
+    </w:p>
+    <w:p>
+      <w:pPr>
+        <w:ind w:left="0" w:hanging="20"/>
+        <w:rPr>
+          <w:rFonts w:ascii="Times New Roman" w:eastAsia="Times New Roman" w:hAnsi="Times New Roman" w:cs="Times New Roman"/>
+        </w:rPr>
+      </w:pPr>
+    </w:p>
+    <w:p>
+      <w:pPr>
+        <w:ind w:left="0" w:firstLine="0"/>
+        <w:rPr>
+          <w:rFonts w:ascii="Times New Roman" w:hAnsi="Times New Roman" w:cs="Times New Roman"/>
+          <w:b/>
+          <w:bCs/>
+          <w:sz w:val="26"/>
+          <w:szCs w:val="26"/>
+        </w:rPr>
+      </w:pPr>
+      <w:r>
+        <w:rPr>
+          <w:rFonts w:ascii="Times New Roman" w:hAnsi="Times New Roman" w:cs="Times New Roman"/>
+          <w:b/>
+          <w:bCs/>
+          <w:sz w:val="26"/>
+          <w:szCs w:val="26"/>
+          <w:highlight w:val="yellow"/>
+        </w:rPr>
+        <w:t>Submission Guidelines:</w:t>
+      </w:r>
+      <w:r>
+        <w:rPr>
+          <w:rFonts w:ascii="Times New Roman" w:hAnsi="Times New Roman" w:cs="Times New Roman"/>
+          <w:b/>
+          <w:bCs/>
+          <w:sz w:val="26"/>
+          <w:szCs w:val="26"/>
         </w:rPr>
         <w:t xml:space="preserve"> </w:t>
       </w:r>
-      <w:r>
-        <w:rPr>
-          <w:rFonts w:ascii="Arial" w:hAnsi="Arial" w:cs="Arial"/>
-          <w:szCs w:val="22"/>
-        </w:rPr>
-        <w:t>Apply the binomial theorem to prove that</w:t>
-      </w:r>
-      <w:r>
-        <w:rPr>
-          <w:rFonts w:ascii="Arial" w:eastAsia="Noto Sans" w:hAnsi="Arial" w:cs="Arial"/>
-          <w:szCs w:val="22"/>
+    </w:p>
+    <w:p>
+      <w:pPr>
+        <w:pStyle w:val="ListParagraph"/>
+        <w:widowControl/>
+        <w:numPr>
+          <w:ilvl w:val="0"/>
+          <w:numId w:val="2"/>
+        </w:numPr>
+        <w:ind w:left="0" w:firstLine="0"/>
+        <w:contextualSpacing/>
+        <w:rPr>
+          <w:rFonts w:ascii="Times New Roman" w:hAnsi="Times New Roman" w:cs="Times New Roman"/>
+          <w:sz w:val="26"/>
+          <w:szCs w:val="26"/>
+        </w:rPr>
+      </w:pPr>
+      <w:r>
+        <w:rPr>
+          <w:rFonts w:ascii="Times New Roman" w:hAnsi="Times New Roman" w:cs="Times New Roman"/>
+          <w:sz w:val="26"/>
+          <w:szCs w:val="26"/>
+        </w:rPr>
+        <w:t xml:space="preserve">No handwritten submission is accepted, always submit answers as text within this or similar document file with any support images embedded in the file. </w:t>
+      </w:r>
+    </w:p>
+    <w:p>
+      <w:pPr>
+        <w:pStyle w:val="ListParagraph"/>
+        <w:widowControl/>
+        <w:numPr>
+          <w:ilvl w:val="0"/>
+          <w:numId w:val="2"/>
+        </w:numPr>
+        <w:ind w:left="0" w:firstLine="0"/>
+        <w:contextualSpacing/>
+        <w:rPr>
+          <w:rFonts w:ascii="Times New Roman" w:hAnsi="Times New Roman" w:cs="Times New Roman"/>
+          <w:sz w:val="26"/>
+          <w:szCs w:val="26"/>
+        </w:rPr>
+      </w:pPr>
+      <w:r>
+        <w:rPr>
+          <w:rFonts w:ascii="Times New Roman" w:hAnsi="Times New Roman" w:cs="Times New Roman"/>
+          <w:b/>
+          <w:bCs/>
+          <w:color w:val="FF0000"/>
+          <w:sz w:val="26"/>
+          <w:szCs w:val="26"/>
+        </w:rPr>
+        <w:t>EXCEPTION</w:t>
+      </w:r>
+      <w:r>
+        <w:rPr>
+          <w:rFonts w:ascii="Times New Roman" w:hAnsi="Times New Roman" w:cs="Times New Roman"/>
+          <w:sz w:val="26"/>
+          <w:szCs w:val="26"/>
+        </w:rPr>
+        <w:t>:  If asked for source code implementation you can submit those individually and as separate files in ASCII format in their original file format .</w:t>
+      </w:r>
+      <w:proofErr w:type="spellStart"/>
+      <w:r>
+        <w:rPr>
+          <w:rFonts w:ascii="Times New Roman" w:hAnsi="Times New Roman" w:cs="Times New Roman"/>
+          <w:sz w:val="26"/>
+          <w:szCs w:val="26"/>
+        </w:rPr>
+        <w:t>cpp</w:t>
+      </w:r>
+      <w:proofErr w:type="spellEnd"/>
+      <w:r>
+        <w:rPr>
+          <w:rFonts w:ascii="Times New Roman" w:hAnsi="Times New Roman" w:cs="Times New Roman"/>
+          <w:sz w:val="26"/>
+          <w:szCs w:val="26"/>
+        </w:rPr>
+        <w:t>, .java, .</w:t>
+      </w:r>
+      <w:proofErr w:type="spellStart"/>
+      <w:r>
+        <w:rPr>
+          <w:rFonts w:ascii="Times New Roman" w:hAnsi="Times New Roman" w:cs="Times New Roman"/>
+          <w:sz w:val="26"/>
+          <w:szCs w:val="26"/>
+        </w:rPr>
+        <w:t>py</w:t>
+      </w:r>
+      <w:proofErr w:type="spellEnd"/>
+      <w:r>
+        <w:rPr>
+          <w:rFonts w:ascii="Times New Roman" w:hAnsi="Times New Roman" w:cs="Times New Roman"/>
+          <w:sz w:val="26"/>
+          <w:szCs w:val="26"/>
+        </w:rPr>
+        <w:t>, .cs etc. or even as a .txt file will be acceptable.  Do not insert code into the submission document file.  It ruins spacing which makes .python and some languages (</w:t>
+      </w:r>
+      <w:proofErr w:type="spellStart"/>
+      <w:r>
+        <w:rPr>
+          <w:rFonts w:ascii="Times New Roman" w:hAnsi="Times New Roman" w:cs="Times New Roman"/>
+          <w:sz w:val="26"/>
+          <w:szCs w:val="26"/>
+        </w:rPr>
+        <w:t>perl</w:t>
+      </w:r>
+      <w:proofErr w:type="spellEnd"/>
+      <w:r>
+        <w:rPr>
+          <w:rFonts w:ascii="Times New Roman" w:hAnsi="Times New Roman" w:cs="Times New Roman"/>
+          <w:sz w:val="26"/>
+          <w:szCs w:val="26"/>
+        </w:rPr>
+        <w:t>, awk etc.) difficult to test build.</w:t>
+      </w:r>
+    </w:p>
+    <w:p>
+      <w:pPr>
+        <w:pStyle w:val="ListParagraph"/>
+        <w:widowControl/>
+        <w:numPr>
+          <w:ilvl w:val="0"/>
+          <w:numId w:val="2"/>
+        </w:numPr>
+        <w:ind w:left="0" w:firstLine="0"/>
+        <w:contextualSpacing/>
+        <w:rPr>
+          <w:rFonts w:ascii="Times New Roman" w:hAnsi="Times New Roman" w:cs="Times New Roman"/>
+          <w:sz w:val="26"/>
+          <w:szCs w:val="26"/>
+        </w:rPr>
+      </w:pPr>
+      <w:r>
+        <w:rPr>
+          <w:rFonts w:ascii="Times New Roman" w:hAnsi="Times New Roman" w:cs="Times New Roman"/>
+          <w:sz w:val="26"/>
+          <w:szCs w:val="26"/>
+        </w:rPr>
+        <w:t>Do not submit ZIP files… ever… for anything in D2L.  The system is extremely unhelpful with regards to those filetypes and grading.</w:t>
+      </w:r>
+    </w:p>
+    <w:p>
+      <w:pPr>
+        <w:pStyle w:val="NormalWeb"/>
+        <w:numPr>
+          <w:ilvl w:val="0"/>
+          <w:numId w:val="2"/>
+        </w:numPr>
+        <w:ind w:left="0" w:firstLine="0"/>
+      </w:pPr>
+      <w:r>
+        <w:t>You may include your freehand drawing/image and handwritten scans in the submission. However, the writing and images must be clearly legible.   Though, it is best to present non-handwritten submissions, generally, as is done in the professional setting.</w:t>
+      </w:r>
+    </w:p>
+    <w:p>
+      <w:pPr>
+        <w:pStyle w:val="NormalWeb"/>
+        <w:numPr>
+          <w:ilvl w:val="0"/>
+          <w:numId w:val="2"/>
+        </w:numPr>
+        <w:ind w:left="0" w:firstLine="0"/>
+      </w:pPr>
+      <w:r>
+        <w:t>If asked, show all work/calculations/graphs etc. in the determination of the problem.</w:t>
+      </w:r>
+    </w:p>
+    <w:p>
+      <w:pPr>
+        <w:pStyle w:val="ListParagraph"/>
+        <w:widowControl/>
+        <w:numPr>
+          <w:ilvl w:val="0"/>
+          <w:numId w:val="2"/>
+        </w:numPr>
+        <w:spacing w:after="240"/>
+        <w:ind w:left="0" w:firstLine="0"/>
+        <w:contextualSpacing/>
+        <w:rPr>
+          <w:rFonts w:ascii="Times New Roman" w:eastAsia="Times New Roman" w:hAnsi="Times New Roman" w:cs="Times New Roman"/>
+          <w:sz w:val="26"/>
+          <w:szCs w:val="26"/>
+          <w:highlight w:val="yellow"/>
+        </w:rPr>
+      </w:pPr>
+      <w:r>
+        <w:rPr>
+          <w:rFonts w:ascii="Times New Roman" w:eastAsia="Times New Roman" w:hAnsi="Times New Roman" w:cs="Times New Roman"/>
+          <w:b/>
+          <w:bCs/>
+          <w:sz w:val="26"/>
+          <w:szCs w:val="26"/>
+          <w:highlight w:val="yellow"/>
+        </w:rPr>
+        <w:t>Please complete your entire work in a single Word Document and Save the file as: yournetid_CSXXXX_Assignment0N.docx (e.g. ogarcia5_CS5070_Assignment01.docx.) and upload your file in D2L.</w:t>
+      </w:r>
+    </w:p>
+    <w:p>
+      <w:pPr>
+        <w:pStyle w:val="NormalWeb"/>
+        <w:numPr>
+          <w:ilvl w:val="0"/>
+          <w:numId w:val="2"/>
+        </w:numPr>
+        <w:ind w:left="0" w:firstLine="0"/>
+      </w:pPr>
+      <w:r>
+        <w:lastRenderedPageBreak/>
+        <w:t>Please observe the submission due date and time. After the due date there is a 50% penalty for the next 48 hours. Any submission after 48 hours of the due date will be graded at 0%.</w:t>
+      </w:r>
+    </w:p>
+    <w:p>
+      <w:pPr>
+        <w:pStyle w:val="NormalWeb"/>
+        <w:numPr>
+          <w:ilvl w:val="0"/>
+          <w:numId w:val="2"/>
+        </w:numPr>
+        <w:ind w:left="0" w:firstLine="0"/>
+      </w:pPr>
+      <w:r>
+        <w:t xml:space="preserve">If you include a reference or an image taken from other sources, please cite them appropriately. APA is preferred but cite them so they can be found.   </w:t>
+      </w:r>
+      <w:r>
+        <w:rPr>
+          <w:b/>
+          <w:bCs/>
+          <w:color w:val="FF0000"/>
+        </w:rPr>
+        <w:t xml:space="preserve">NOTE:  verbatim copying </w:t>
+      </w:r>
+      <w:r>
+        <w:rPr>
+          <w:b/>
+          <w:bCs/>
+          <w:color w:val="FF0000"/>
+        </w:rPr>
+        <w:t>or even</w:t>
+      </w:r>
+      <w:r>
+        <w:rPr>
+          <w:b/>
+          <w:bCs/>
+          <w:color w:val="FF0000"/>
+        </w:rPr>
+        <w:t xml:space="preserve"> paraphrasing is plagiarism so if the source used constitutes your answer rather than simply </w:t>
+      </w:r>
+      <w:r>
+        <w:rPr>
+          <w:b/>
+          <w:bCs/>
+          <w:i/>
+          <w:iCs/>
+          <w:color w:val="FF0000"/>
+        </w:rPr>
+        <w:t>supporting</w:t>
+      </w:r>
+      <w:r>
+        <w:rPr>
+          <w:b/>
+          <w:bCs/>
+          <w:color w:val="FF0000"/>
+        </w:rPr>
+        <w:t xml:space="preserve"> the answer, it will be considered invalid.</w:t>
+      </w:r>
+      <w:r>
+        <w:rPr>
+          <w:b/>
+          <w:bCs/>
+          <w:color w:val="FF0000"/>
+        </w:rPr>
+        <w:t xml:space="preserve">  This is especially true of source code implementation answers.</w:t>
+      </w:r>
+    </w:p>
+    <w:p>
+      <w:pPr>
+        <w:pStyle w:val="ListParagraph"/>
+        <w:widowControl/>
+        <w:numPr>
+          <w:ilvl w:val="0"/>
+          <w:numId w:val="2"/>
+        </w:numPr>
+        <w:ind w:left="0" w:firstLine="0"/>
+        <w:contextualSpacing/>
+        <w:rPr>
+          <w:rFonts w:ascii="Times New Roman" w:hAnsi="Times New Roman" w:cs="Times New Roman"/>
+          <w:sz w:val="26"/>
+          <w:szCs w:val="26"/>
+        </w:rPr>
+      </w:pPr>
+      <w:r>
+        <w:rPr>
+          <w:rFonts w:ascii="Times New Roman" w:hAnsi="Times New Roman" w:cs="Times New Roman"/>
+          <w:sz w:val="26"/>
+          <w:szCs w:val="26"/>
+        </w:rPr>
+        <w:t>If you resubmit, please make sure to attach the file again. Your latest submission before the due date will be the one graded.</w:t>
+      </w:r>
+    </w:p>
+    <w:p>
+      <w:pPr>
+        <w:spacing w:after="812" w:line="265" w:lineRule="auto"/>
+        <w:ind w:left="0" w:firstLine="0"/>
+      </w:pPr>
+    </w:p>
+    <w:p>
+      <w:pPr>
+        <w:spacing w:after="812" w:line="265" w:lineRule="auto"/>
+        <w:ind w:left="0" w:firstLine="0"/>
+      </w:pPr>
+    </w:p>
+    <w:p>
+      <w:pPr>
+        <w:spacing w:before="20"/>
+        <w:ind w:left="0" w:firstLine="0"/>
+        <w:rPr>
+          <w:rFonts w:ascii="Times New Roman" w:hAnsi="Times New Roman" w:cs="Times New Roman"/>
+          <w:color w:val="000000" w:themeColor="text1"/>
+          <w:sz w:val="28"/>
+          <w:szCs w:val="28"/>
+        </w:rPr>
+      </w:pPr>
+      <w:r>
+        <w:rPr>
+          <w:rFonts w:ascii="Cambria Math" w:hAnsi="Cambria Math" w:cs="Cambria Math"/>
+          <w:color w:val="000000" w:themeColor="text1"/>
+          <w:sz w:val="28"/>
+          <w:szCs w:val="28"/>
+        </w:rPr>
+        <w:t>∀</w:t>
+      </w:r>
+      <w:r>
+        <w:rPr>
+          <w:rFonts w:ascii="Times New Roman" w:hAnsi="Times New Roman" w:cs="Times New Roman"/>
+          <w:color w:val="000000" w:themeColor="text1"/>
+          <w:sz w:val="28"/>
+          <w:szCs w:val="28"/>
+        </w:rPr>
+        <w:t xml:space="preserve"> means “for </w:t>
+      </w:r>
+      <w:r>
+        <w:rPr>
+          <w:rFonts w:ascii="Times New Roman" w:hAnsi="Times New Roman" w:cs="Times New Roman"/>
+          <w:color w:val="000000" w:themeColor="text1"/>
+          <w:sz w:val="28"/>
+          <w:szCs w:val="28"/>
+        </w:rPr>
+        <w:t>all</w:t>
+      </w:r>
+      <w:r>
+        <w:rPr>
+          <w:rFonts w:ascii="Times New Roman" w:hAnsi="Times New Roman" w:cs="Times New Roman"/>
+          <w:color w:val="000000" w:themeColor="text1"/>
+          <w:sz w:val="28"/>
+          <w:szCs w:val="28"/>
+        </w:rPr>
+        <w:t>” in …</w:t>
+      </w:r>
+    </w:p>
+    <w:p>
+      <w:pPr>
+        <w:spacing w:before="20"/>
+        <w:ind w:left="0" w:firstLine="0"/>
+        <w:rPr>
+          <w:rFonts w:ascii="Times New Roman" w:hAnsi="Times New Roman" w:cs="Times New Roman"/>
+          <w:color w:val="000000" w:themeColor="text1"/>
+          <w:sz w:val="28"/>
+          <w:szCs w:val="28"/>
+        </w:rPr>
+      </w:pPr>
+      <w:r>
+        <w:rPr>
+          <w:rFonts w:ascii="Cambria Math" w:hAnsi="Cambria Math" w:cs="Cambria Math"/>
+          <w:color w:val="000000" w:themeColor="text1"/>
+          <w:sz w:val="28"/>
+          <w:szCs w:val="28"/>
+        </w:rPr>
+        <w:t>∃</w:t>
+      </w:r>
+      <w:r>
+        <w:rPr>
+          <w:rFonts w:ascii="Times New Roman" w:hAnsi="Times New Roman" w:cs="Times New Roman"/>
+          <w:color w:val="000000" w:themeColor="text1"/>
+          <w:sz w:val="28"/>
+          <w:szCs w:val="28"/>
+        </w:rPr>
+        <w:t xml:space="preserve"> means “there exists” in …</w:t>
+      </w:r>
+    </w:p>
+    <w:p>
+      <w:pPr>
+        <w:spacing w:before="20"/>
+        <w:ind w:left="0" w:firstLine="0"/>
+        <w:rPr>
+          <w:rFonts w:ascii="Times New Roman" w:hAnsi="Times New Roman" w:cs="Times New Roman"/>
+          <w:color w:val="000000" w:themeColor="text1"/>
+          <w:sz w:val="28"/>
+          <w:szCs w:val="28"/>
+        </w:rPr>
+      </w:pPr>
+      <w:r>
+        <w:rPr>
+          <w:rFonts w:ascii="Cambria Math" w:hAnsi="Cambria Math" w:cs="Cambria Math"/>
+          <w:color w:val="000000" w:themeColor="text1"/>
+          <w:sz w:val="28"/>
+          <w:szCs w:val="28"/>
+        </w:rPr>
+        <w:t>∃</w:t>
+      </w:r>
+      <w:r>
+        <w:rPr>
+          <w:rFonts w:ascii="Times New Roman" w:hAnsi="Times New Roman" w:cs="Times New Roman"/>
+          <w:color w:val="000000" w:themeColor="text1"/>
+          <w:sz w:val="28"/>
+          <w:szCs w:val="28"/>
+        </w:rPr>
+        <w:t>! means “there exists exactly one” in …</w:t>
+      </w:r>
+    </w:p>
+    <w:p>
+      <w:pPr>
+        <w:spacing w:before="20"/>
+        <w:ind w:left="0" w:firstLine="0"/>
+        <w:rPr>
+          <w:rFonts w:ascii="Times New Roman" w:hAnsi="Times New Roman" w:cs="Times New Roman"/>
+          <w:color w:val="000000" w:themeColor="text1"/>
+          <w:sz w:val="28"/>
+          <w:szCs w:val="28"/>
+        </w:rPr>
+      </w:pPr>
+      <w:r>
+        <w:rPr>
+          <w:rFonts w:ascii="Cambria Math" w:hAnsi="Cambria Math" w:cs="Cambria Math"/>
+          <w:color w:val="000000" w:themeColor="text1"/>
+          <w:sz w:val="28"/>
+          <w:szCs w:val="28"/>
+        </w:rPr>
+        <w:t>∈</w:t>
+      </w:r>
+      <w:r>
+        <w:rPr>
+          <w:rFonts w:ascii="Times New Roman" w:hAnsi="Times New Roman" w:cs="Times New Roman"/>
+          <w:color w:val="000000" w:themeColor="text1"/>
+          <w:sz w:val="28"/>
+          <w:szCs w:val="28"/>
+        </w:rPr>
+        <w:t xml:space="preserve"> means “element of”</w:t>
+      </w:r>
+    </w:p>
+    <w:p>
+      <w:pPr>
+        <w:spacing w:before="20"/>
+        <w:ind w:left="0" w:firstLine="0"/>
+        <w:rPr>
+          <w:rFonts w:ascii="Times New Roman" w:eastAsia="Times New Roman" w:hAnsi="Times New Roman" w:cs="Times New Roman"/>
+          <w:sz w:val="28"/>
+          <w:szCs w:val="28"/>
+        </w:rPr>
+      </w:pPr>
+      <w:r>
+        <w:rPr>
+          <w:rFonts w:ascii="Times New Roman" w:eastAsia="Times New Roman" w:hAnsi="Times New Roman" w:cs="Times New Roman"/>
+          <w:i/>
+          <w:iCs/>
+          <w:sz w:val="28"/>
+          <w:szCs w:val="28"/>
+        </w:rPr>
+        <w:t>ℤ</w:t>
+      </w:r>
+      <w:r>
+        <w:rPr>
+          <w:rFonts w:ascii="Times New Roman" w:eastAsia="Times New Roman" w:hAnsi="Times New Roman" w:cs="Times New Roman"/>
+          <w:sz w:val="28"/>
+          <w:szCs w:val="28"/>
+        </w:rPr>
+        <w:t xml:space="preserve"> double struck Z means the set of all </w:t>
+      </w:r>
+      <w:r>
+        <w:rPr>
+          <w:rFonts w:ascii="Times New Roman" w:eastAsia="Times New Roman" w:hAnsi="Times New Roman" w:cs="Times New Roman"/>
+          <w:i/>
+          <w:iCs/>
+          <w:sz w:val="28"/>
+          <w:szCs w:val="28"/>
+        </w:rPr>
+        <w:t>integers</w:t>
+      </w:r>
+      <w:r>
+        <w:rPr>
+          <w:rFonts w:ascii="Times New Roman" w:eastAsia="Times New Roman" w:hAnsi="Times New Roman" w:cs="Times New Roman"/>
+          <w:sz w:val="28"/>
+          <w:szCs w:val="28"/>
+        </w:rPr>
+        <w:t xml:space="preserve">   i.e. { … -1, 0, 1, 2, 3 … }</w:t>
+      </w:r>
+    </w:p>
+    <w:p>
+      <w:pPr>
+        <w:spacing w:before="20"/>
+        <w:ind w:left="0" w:firstLine="0"/>
+        <w:rPr>
+          <w:rFonts w:ascii="Times New Roman" w:eastAsia="Times New Roman" w:hAnsi="Times New Roman" w:cs="Times New Roman"/>
+          <w:sz w:val="28"/>
+          <w:szCs w:val="28"/>
+        </w:rPr>
+      </w:pPr>
+      <w:r>
+        <w:rPr>
+          <w:rFonts w:ascii="Times New Roman" w:eastAsia="Times New Roman" w:hAnsi="Times New Roman" w:cs="Times New Roman"/>
+          <w:i/>
+          <w:iCs/>
+          <w:sz w:val="28"/>
+          <w:szCs w:val="28"/>
+        </w:rPr>
+        <w:t>ℤ</w:t>
+      </w:r>
+      <w:r>
+        <w:rPr>
+          <w:rFonts w:ascii="Times New Roman" w:eastAsia="Times New Roman" w:hAnsi="Times New Roman" w:cs="Times New Roman"/>
+          <w:i/>
+          <w:iCs/>
+          <w:sz w:val="28"/>
+          <w:szCs w:val="28"/>
+          <w:vertAlign w:val="superscript"/>
+        </w:rPr>
+        <w:t>+</w:t>
+      </w:r>
+      <w:r>
+        <w:rPr>
+          <w:rFonts w:ascii="Times New Roman" w:eastAsia="Times New Roman" w:hAnsi="Times New Roman" w:cs="Times New Roman"/>
+          <w:sz w:val="28"/>
+          <w:szCs w:val="28"/>
+        </w:rPr>
+        <w:t xml:space="preserve"> means the set of integers that are positive i.e. { 1, 2, 3 … }</w:t>
+      </w:r>
+    </w:p>
+    <w:p>
+      <w:pPr>
+        <w:spacing w:before="20"/>
+        <w:ind w:left="0" w:firstLine="0"/>
+        <w:rPr>
+          <w:rFonts w:ascii="Times New Roman" w:eastAsia="Times New Roman" w:hAnsi="Times New Roman" w:cs="Times New Roman"/>
+          <w:sz w:val="28"/>
+          <w:szCs w:val="28"/>
+        </w:rPr>
+      </w:pPr>
+      <w:r>
+        <w:rPr>
+          <w:rFonts w:ascii="Times New Roman" w:eastAsia="Times New Roman" w:hAnsi="Times New Roman" w:cs="Times New Roman"/>
+          <w:sz w:val="28"/>
+          <w:szCs w:val="28"/>
+        </w:rPr>
+        <w:t>ℝ double struck R means the set of all real numbers</w:t>
+      </w:r>
+    </w:p>
+    <w:p>
+      <w:pPr>
+        <w:spacing w:before="20"/>
+        <w:ind w:left="0" w:firstLine="0"/>
+        <w:rPr>
+          <w:rFonts w:ascii="Times New Roman" w:eastAsia="Times New Roman" w:hAnsi="Times New Roman" w:cs="Times New Roman"/>
+          <w:sz w:val="28"/>
+          <w:szCs w:val="28"/>
+        </w:rPr>
+      </w:pPr>
+      <w:r>
+        <w:rPr>
+          <w:rFonts w:ascii="Times New Roman" w:eastAsia="Times New Roman" w:hAnsi="Times New Roman" w:cs="Times New Roman"/>
+          <w:i/>
+          <w:iCs/>
+          <w:sz w:val="28"/>
+          <w:szCs w:val="28"/>
+        </w:rPr>
+        <w:t>ℂ</w:t>
+      </w:r>
+      <w:r>
+        <w:rPr>
+          <w:rFonts w:ascii="Times New Roman" w:eastAsia="Times New Roman" w:hAnsi="Times New Roman" w:cs="Times New Roman"/>
+          <w:sz w:val="28"/>
+          <w:szCs w:val="28"/>
+        </w:rPr>
+        <w:t xml:space="preserve"> double struck C means the set of all complex numbers</w:t>
+      </w:r>
+    </w:p>
+    <w:p>
+      <w:pPr>
+        <w:spacing w:before="20"/>
+        <w:ind w:left="0" w:firstLine="0"/>
+        <w:rPr>
+          <w:rFonts w:ascii="Times New Roman" w:eastAsia="Times New Roman" w:hAnsi="Times New Roman" w:cs="Times New Roman"/>
+          <w:sz w:val="28"/>
+          <w:szCs w:val="28"/>
+        </w:rPr>
+      </w:pPr>
+      <w:r>
+        <w:rPr>
+          <w:rFonts w:ascii="Times New Roman" w:eastAsia="Times New Roman" w:hAnsi="Times New Roman" w:cs="Times New Roman"/>
+          <w:sz w:val="28"/>
+          <w:szCs w:val="28"/>
+        </w:rPr>
+        <w:t xml:space="preserve">ℕ* double struck N means the set of all natural numbers without “0” i.e. </w:t>
+      </w:r>
+      <w:r>
+        <w:rPr>
+          <w:rFonts w:ascii="Times New Roman" w:eastAsia="Times New Roman" w:hAnsi="Times New Roman" w:cs="Times New Roman"/>
+          <w:i/>
+          <w:iCs/>
+          <w:sz w:val="28"/>
+          <w:szCs w:val="28"/>
+        </w:rPr>
+        <w:t>ℤ</w:t>
+      </w:r>
+      <w:r>
+        <w:rPr>
+          <w:rFonts w:ascii="Times New Roman" w:eastAsia="Times New Roman" w:hAnsi="Times New Roman" w:cs="Times New Roman"/>
+          <w:i/>
+          <w:iCs/>
+          <w:sz w:val="28"/>
+          <w:szCs w:val="28"/>
+          <w:vertAlign w:val="superscript"/>
+        </w:rPr>
+        <w:t>+</w:t>
+      </w:r>
+    </w:p>
+    <w:p>
+      <w:pPr>
+        <w:spacing w:before="20"/>
+        <w:ind w:left="0" w:firstLine="0"/>
+        <w:rPr>
+          <w:rFonts w:ascii="Times New Roman" w:eastAsia="Times New Roman" w:hAnsi="Times New Roman" w:cs="Times New Roman"/>
+          <w:sz w:val="28"/>
+          <w:szCs w:val="28"/>
+        </w:rPr>
+      </w:pPr>
+      <w:r>
+        <w:rPr>
+          <w:rFonts w:ascii="Times New Roman" w:eastAsia="Times New Roman" w:hAnsi="Times New Roman" w:cs="Times New Roman"/>
+          <w:sz w:val="28"/>
+          <w:szCs w:val="28"/>
+        </w:rPr>
+        <w:t>ℕ</w:t>
+      </w:r>
+      <w:r>
+        <w:rPr>
+          <w:rFonts w:ascii="Times New Roman" w:eastAsia="Times New Roman" w:hAnsi="Times New Roman" w:cs="Times New Roman"/>
+          <w:sz w:val="28"/>
+          <w:szCs w:val="28"/>
+          <w:vertAlign w:val="subscript"/>
+        </w:rPr>
+        <w:t>0</w:t>
+      </w:r>
+      <w:r>
+        <w:rPr>
+          <w:rFonts w:ascii="Times New Roman" w:eastAsia="Times New Roman" w:hAnsi="Times New Roman" w:cs="Times New Roman"/>
+          <w:sz w:val="28"/>
+          <w:szCs w:val="28"/>
+        </w:rPr>
+        <w:t xml:space="preserve"> means the set of all natural numbers including “0”</w:t>
+      </w:r>
+    </w:p>
+    <w:p>
+      <w:pPr>
+        <w:spacing w:before="20"/>
+        <w:ind w:left="0" w:firstLine="0"/>
+        <w:rPr>
+          <w:rFonts w:ascii="Times New Roman" w:eastAsia="Times New Roman" w:hAnsi="Times New Roman" w:cs="Times New Roman"/>
+          <w:sz w:val="28"/>
+          <w:szCs w:val="28"/>
+        </w:rPr>
+      </w:pPr>
+      <w:r>
+        <w:rPr>
+          <w:rFonts w:ascii="Cambria Math" w:eastAsia="Times New Roman" w:hAnsi="Cambria Math" w:cs="Cambria Math"/>
+          <w:sz w:val="28"/>
+          <w:szCs w:val="28"/>
+        </w:rPr>
+        <w:t>⇒</w:t>
+      </w:r>
+      <w:r>
+        <w:rPr>
+          <w:rFonts w:ascii="Cambria Math" w:eastAsia="Times New Roman" w:hAnsi="Cambria Math" w:cs="Cambria Math"/>
+          <w:sz w:val="28"/>
+          <w:szCs w:val="28"/>
+        </w:rPr>
+        <w:t xml:space="preserve">, </w:t>
+      </w:r>
+      <w:r>
+        <w:rPr>
+          <w:rFonts w:ascii="Cambria Math" w:eastAsia="Times New Roman" w:hAnsi="Cambria Math" w:cs="Cambria Math"/>
+          <w:sz w:val="28"/>
+          <w:szCs w:val="28"/>
+        </w:rPr>
+        <w:t>→</w:t>
+      </w:r>
+      <w:r>
+        <w:rPr>
+          <w:rFonts w:ascii="Times New Roman" w:eastAsia="Times New Roman" w:hAnsi="Times New Roman" w:cs="Times New Roman"/>
+          <w:sz w:val="28"/>
+          <w:szCs w:val="28"/>
+        </w:rPr>
+        <w:t xml:space="preserve"> implies</w:t>
+      </w:r>
+    </w:p>
+    <w:p>
+      <w:pPr>
+        <w:spacing w:before="20"/>
+        <w:ind w:left="0" w:firstLine="0"/>
+        <w:rPr>
+          <w:rFonts w:ascii="Times New Roman" w:eastAsia="Times New Roman" w:hAnsi="Times New Roman" w:cs="Times New Roman"/>
+          <w:sz w:val="28"/>
+          <w:szCs w:val="28"/>
+        </w:rPr>
+      </w:pPr>
+      <w:r>
+        <w:rPr>
+          <w:rFonts w:ascii="Cambria Math" w:eastAsia="Times New Roman" w:hAnsi="Cambria Math" w:cs="Cambria Math"/>
+          <w:sz w:val="28"/>
+          <w:szCs w:val="28"/>
+        </w:rPr>
+        <w:t>⊂</w:t>
+      </w:r>
+      <w:r>
+        <w:rPr>
+          <w:rFonts w:ascii="Times New Roman" w:eastAsia="Times New Roman" w:hAnsi="Times New Roman" w:cs="Times New Roman"/>
+          <w:sz w:val="28"/>
+          <w:szCs w:val="28"/>
+        </w:rPr>
+        <w:t xml:space="preserve"> subset of,   </w:t>
+      </w:r>
+      <w:r>
+        <w:rPr>
+          <w:rFonts w:ascii="Cambria Math" w:eastAsia="Times New Roman" w:hAnsi="Cambria Math" w:cs="Cambria Math"/>
+          <w:sz w:val="28"/>
+          <w:szCs w:val="28"/>
+        </w:rPr>
+        <w:t>⊆</w:t>
+      </w:r>
+      <w:r>
+        <w:rPr>
+          <w:rFonts w:ascii="Times New Roman" w:eastAsia="Times New Roman" w:hAnsi="Times New Roman" w:cs="Times New Roman"/>
+          <w:sz w:val="28"/>
+          <w:szCs w:val="28"/>
+        </w:rPr>
+        <w:t xml:space="preserve"> proper subset of,  </w:t>
+      </w:r>
+      <w:r>
+        <w:rPr>
+          <w:rFonts w:ascii="Cambria Math" w:eastAsia="Times New Roman" w:hAnsi="Cambria Math" w:cs="Cambria Math"/>
+          <w:sz w:val="28"/>
+          <w:szCs w:val="28"/>
+        </w:rPr>
+        <w:t>⊄</w:t>
+      </w:r>
+      <w:r>
+        <w:rPr>
+          <w:rFonts w:ascii="Times New Roman" w:eastAsia="Times New Roman" w:hAnsi="Times New Roman" w:cs="Times New Roman"/>
+          <w:sz w:val="28"/>
+          <w:szCs w:val="28"/>
+        </w:rPr>
+        <w:t xml:space="preserve"> not subset of</w:t>
+      </w:r>
+    </w:p>
+    <w:p>
+      <w:pPr>
+        <w:spacing w:before="20"/>
+        <w:ind w:left="0" w:firstLine="0"/>
+        <w:rPr>
+          <w:rFonts w:ascii="Times New Roman" w:eastAsia="Times New Roman" w:hAnsi="Times New Roman" w:cs="Times New Roman"/>
+          <w:sz w:val="28"/>
+          <w:szCs w:val="28"/>
+        </w:rPr>
+      </w:pPr>
+      <w:r>
+        <w:rPr>
+          <w:rFonts w:ascii="Cambria Math" w:eastAsia="Times New Roman" w:hAnsi="Cambria Math" w:cs="Cambria Math"/>
+          <w:sz w:val="28"/>
+          <w:szCs w:val="28"/>
+        </w:rPr>
+        <w:t>⇔</w:t>
+      </w:r>
+      <w:r>
+        <w:rPr>
+          <w:rFonts w:ascii="Cambria Math" w:eastAsia="Times New Roman" w:hAnsi="Cambria Math" w:cs="Cambria Math"/>
+          <w:sz w:val="28"/>
+          <w:szCs w:val="28"/>
+        </w:rPr>
+        <w:t xml:space="preserve">, </w:t>
+      </w:r>
+      <w:r>
+        <w:rPr>
+          <w:rFonts w:ascii="Cambria Math" w:eastAsia="Times New Roman" w:hAnsi="Cambria Math" w:cs="Cambria Math"/>
+          <w:sz w:val="28"/>
+          <w:szCs w:val="28"/>
+        </w:rPr>
+        <w:t>↔</w:t>
+      </w:r>
+      <w:r>
+        <w:rPr>
+          <w:rFonts w:ascii="Times New Roman" w:eastAsia="Times New Roman" w:hAnsi="Times New Roman" w:cs="Times New Roman"/>
+          <w:sz w:val="28"/>
+          <w:szCs w:val="28"/>
+        </w:rPr>
+        <w:t xml:space="preserve"> biconditional, </w:t>
+      </w:r>
+      <w:proofErr w:type="spellStart"/>
+      <w:r>
+        <w:rPr>
+          <w:rFonts w:ascii="Times New Roman" w:eastAsia="Times New Roman" w:hAnsi="Times New Roman" w:cs="Times New Roman"/>
+          <w:sz w:val="28"/>
+          <w:szCs w:val="28"/>
+        </w:rPr>
+        <w:t>iff</w:t>
+      </w:r>
+      <w:proofErr w:type="spellEnd"/>
+    </w:p>
+    <w:p>
+      <w:pPr>
+        <w:spacing w:before="20"/>
+        <w:ind w:left="0" w:firstLine="0"/>
+        <w:rPr>
+          <w:rFonts w:ascii="Times New Roman" w:eastAsia="Times New Roman" w:hAnsi="Times New Roman" w:cs="Times New Roman"/>
+          <w:sz w:val="28"/>
+          <w:szCs w:val="28"/>
+        </w:rPr>
+      </w:pPr>
+      <w:r>
+        <w:rPr>
+          <w:rFonts w:ascii="Cambria Math" w:eastAsia="Times New Roman" w:hAnsi="Cambria Math" w:cs="Cambria Math"/>
+          <w:sz w:val="28"/>
+          <w:szCs w:val="28"/>
+          <w:lang w:val="en"/>
+        </w:rPr>
+        <w:t>∧</w:t>
+      </w:r>
+      <w:r>
+        <w:rPr>
+          <w:rFonts w:ascii="Times New Roman" w:eastAsia="Times New Roman" w:hAnsi="Times New Roman" w:cs="Times New Roman"/>
+          <w:sz w:val="28"/>
+          <w:szCs w:val="28"/>
+          <w:lang w:val="en"/>
         </w:rPr>
         <w:t xml:space="preserve"> </w:t>
       </w:r>
-    </w:p>
-    <w:p>
-      <w:pPr>
-        <w:spacing w:after="0" w:line="259" w:lineRule="auto"/>
-        <w:ind w:left="-720" w:right="-21" w:firstLine="0"/>
-        <w:jc w:val="left"/>
-        <w:rPr>
-          <w:rFonts w:ascii="Arial" w:eastAsia="Noto Sans" w:hAnsi="Arial" w:cs="Arial"/>
-          <w:szCs w:val="22"/>
-        </w:rPr>
-      </w:pPr>
-    </w:p>
-    <w:p>
-      <w:pPr>
-        <w:spacing w:after="0" w:line="259" w:lineRule="auto"/>
-        <w:ind w:left="-720" w:right="-21" w:firstLine="0"/>
-        <w:jc w:val="left"/>
-        <w:rPr>
-          <w:rFonts w:ascii="Arial" w:eastAsia="Noto Sans" w:hAnsi="Arial" w:cs="Arial"/>
-          <w:sz w:val="21"/>
-        </w:rPr>
-      </w:pPr>
-      <m:oMathPara>
-        <m:oMath>
-          <m:sSup>
-            <m:sSupPr>
-              <m:ctrlPr>
-                <w:rPr>
-                  <w:rFonts w:ascii="Cambria Math" w:eastAsia="Noto Sans" w:hAnsi="Cambria Math" w:cs="Arial"/>
-                  <w:i/>
-                  <w:sz w:val="21"/>
-                </w:rPr>
-              </m:ctrlPr>
-            </m:sSupPr>
-            <m:e>
-              <m:r>
-                <w:rPr>
-                  <w:rFonts w:ascii="Cambria Math" w:eastAsia="Noto Sans" w:hAnsi="Cambria Math" w:cs="Arial"/>
-                  <w:sz w:val="21"/>
-                </w:rPr>
-                <m:t>3</m:t>
-              </m:r>
-            </m:e>
-            <m:sup>
-              <m:r>
-                <w:rPr>
-                  <w:rFonts w:ascii="Cambria Math" w:eastAsia="Noto Sans" w:hAnsi="Cambria Math" w:cs="Arial"/>
-                  <w:sz w:val="21"/>
-                </w:rPr>
-                <m:t>n</m:t>
-              </m:r>
-            </m:sup>
-          </m:sSup>
-          <m:r>
-            <w:rPr>
-              <w:rFonts w:ascii="Cambria Math" w:eastAsia="Noto Sans" w:hAnsi="Cambria Math" w:cs="Arial"/>
-              <w:sz w:val="21"/>
-            </w:rPr>
-            <m:t>=</m:t>
-          </m:r>
-          <m:nary>
-            <m:naryPr>
-              <m:chr m:val="∑"/>
-              <m:limLoc m:val="undOvr"/>
-              <m:ctrlPr>
-                <w:rPr>
-                  <w:rFonts w:ascii="Cambria Math" w:eastAsia="Noto Sans" w:hAnsi="Cambria Math" w:cs="Arial"/>
-                  <w:i/>
-                  <w:sz w:val="21"/>
-                </w:rPr>
-              </m:ctrlPr>
-            </m:naryPr>
-            <m:sub>
-              <m:r>
-                <w:rPr>
-                  <w:rFonts w:ascii="Cambria Math" w:eastAsia="Noto Sans" w:hAnsi="Cambria Math" w:cs="Arial"/>
-                  <w:sz w:val="21"/>
-                </w:rPr>
-                <m:t>k=0</m:t>
-              </m:r>
-            </m:sub>
-            <m:sup>
-              <m:r>
-                <w:rPr>
-                  <w:rFonts w:ascii="Cambria Math" w:eastAsia="Noto Sans" w:hAnsi="Cambria Math" w:cs="Arial"/>
-                  <w:sz w:val="21"/>
-                </w:rPr>
-                <m:t>n</m:t>
-              </m:r>
-            </m:sup>
-            <m:e>
-              <m:sSup>
-                <m:sSupPr>
-                  <m:ctrlPr>
-                    <w:rPr>
-                      <w:rFonts w:ascii="Cambria Math" w:eastAsia="Noto Sans" w:hAnsi="Cambria Math" w:cs="Arial"/>
-                      <w:i/>
-                      <w:sz w:val="21"/>
-                    </w:rPr>
-                  </m:ctrlPr>
-                </m:sSupPr>
-                <m:e>
-                  <m:r>
-                    <w:rPr>
-                      <w:rFonts w:ascii="Cambria Math" w:eastAsia="Noto Sans" w:hAnsi="Cambria Math" w:cs="Arial"/>
-                      <w:sz w:val="21"/>
-                    </w:rPr>
-                    <m:t>2</m:t>
-                  </m:r>
-                </m:e>
-                <m:sup>
-                  <m:r>
-                    <w:rPr>
-                      <w:rFonts w:ascii="Cambria Math" w:eastAsia="Noto Sans" w:hAnsi="Cambria Math" w:cs="Arial"/>
-                      <w:sz w:val="21"/>
-                    </w:rPr>
-                    <m:t>k</m:t>
-                  </m:r>
-                </m:sup>
-              </m:sSup>
-              <m:r>
-                <w:rPr>
-                  <w:rFonts w:ascii="Cambria Math" w:eastAsia="Noto Sans" w:hAnsi="Cambria Math" w:cs="Arial"/>
-                  <w:sz w:val="21"/>
-                </w:rPr>
-                <m:t>C(n, k)</m:t>
-              </m:r>
-            </m:e>
-          </m:nary>
-        </m:oMath>
-      </m:oMathPara>
-    </w:p>
-    <w:p>
-      <w:pPr>
-        <w:spacing w:after="0" w:line="259" w:lineRule="auto"/>
-        <w:ind w:left="-1440" w:right="-1011" w:firstLine="0"/>
-        <w:jc w:val="left"/>
-        <w:rPr>
-          <w:rFonts w:ascii="Arial" w:eastAsia="Noto Sans" w:hAnsi="Arial" w:cs="Arial"/>
-          <w:sz w:val="21"/>
-        </w:rPr>
+      <w:r>
+        <w:rPr>
+          <w:rFonts w:ascii="Times New Roman" w:eastAsia="Times New Roman" w:hAnsi="Times New Roman" w:cs="Times New Roman"/>
+          <w:sz w:val="28"/>
+          <w:szCs w:val="28"/>
+        </w:rPr>
+        <w:t>and</w:t>
+      </w:r>
+    </w:p>
+    <w:p>
+      <w:pPr>
+        <w:spacing w:before="20"/>
+        <w:ind w:left="0" w:firstLine="0"/>
+        <w:rPr>
+          <w:rFonts w:ascii="Times New Roman" w:eastAsia="Times New Roman" w:hAnsi="Times New Roman" w:cs="Times New Roman"/>
+          <w:sz w:val="28"/>
+          <w:szCs w:val="28"/>
+        </w:rPr>
+      </w:pPr>
+      <w:r>
+        <w:rPr>
+          <w:rFonts w:ascii="Cambria Math" w:eastAsia="Times New Roman" w:hAnsi="Cambria Math" w:cs="Cambria Math"/>
+          <w:sz w:val="28"/>
+          <w:szCs w:val="28"/>
+        </w:rPr>
+        <w:t>∨</w:t>
+      </w:r>
+      <w:r>
+        <w:rPr>
+          <w:rFonts w:ascii="Times New Roman" w:eastAsia="Times New Roman" w:hAnsi="Times New Roman" w:cs="Times New Roman"/>
+          <w:sz w:val="28"/>
+          <w:szCs w:val="28"/>
+        </w:rPr>
+        <w:t xml:space="preserve"> or </w:t>
+      </w:r>
+    </w:p>
+    <w:p>
+      <w:pPr>
+        <w:spacing w:before="20"/>
+        <w:ind w:left="0" w:firstLine="0"/>
+        <w:rPr>
+          <w:rFonts w:ascii="Times New Roman" w:eastAsia="Times New Roman" w:hAnsi="Times New Roman" w:cs="Times New Roman"/>
+          <w:sz w:val="28"/>
+          <w:szCs w:val="28"/>
+        </w:rPr>
+      </w:pPr>
+      <w:r>
+        <w:rPr>
+          <w:rFonts w:ascii="Cambria Math" w:eastAsia="Times New Roman" w:hAnsi="Cambria Math" w:cs="Cambria Math"/>
+          <w:sz w:val="28"/>
+          <w:szCs w:val="28"/>
+        </w:rPr>
+        <w:lastRenderedPageBreak/>
+        <w:t>⊕</w:t>
+      </w:r>
+      <w:r>
+        <w:rPr>
+          <w:rFonts w:ascii="Times New Roman" w:eastAsia="Times New Roman" w:hAnsi="Times New Roman" w:cs="Times New Roman"/>
+          <w:sz w:val="28"/>
+          <w:szCs w:val="28"/>
+        </w:rPr>
+        <w:t xml:space="preserve"> </w:t>
+      </w:r>
+      <w:proofErr w:type="spellStart"/>
+      <w:r>
+        <w:rPr>
+          <w:rFonts w:ascii="Times New Roman" w:eastAsia="Times New Roman" w:hAnsi="Times New Roman" w:cs="Times New Roman"/>
+          <w:sz w:val="28"/>
+          <w:szCs w:val="28"/>
+        </w:rPr>
+        <w:t>xor</w:t>
+      </w:r>
+      <w:proofErr w:type="spellEnd"/>
+    </w:p>
+    <w:p>
+      <w:pPr>
+        <w:spacing w:before="20"/>
+        <w:ind w:left="0" w:firstLine="0"/>
+        <w:rPr>
+          <w:rFonts w:ascii="Times New Roman" w:eastAsia="Times New Roman" w:hAnsi="Times New Roman" w:cs="Times New Roman"/>
+          <w:sz w:val="28"/>
+          <w:szCs w:val="28"/>
+        </w:rPr>
+      </w:pPr>
+      <w:r>
+        <w:rPr>
+          <w:rFonts w:ascii="Cambria Math" w:eastAsia="Times New Roman" w:hAnsi="Cambria Math" w:cs="Cambria Math"/>
+          <w:sz w:val="28"/>
+          <w:szCs w:val="28"/>
+        </w:rPr>
+        <w:t>⊤</w:t>
+      </w:r>
+      <w:r>
+        <w:rPr>
+          <w:rFonts w:ascii="Times New Roman" w:eastAsia="Times New Roman" w:hAnsi="Times New Roman" w:cs="Times New Roman"/>
+          <w:sz w:val="28"/>
+          <w:szCs w:val="28"/>
+        </w:rPr>
+        <w:t xml:space="preserve"> true</w:t>
+      </w:r>
+    </w:p>
+    <w:p>
+      <w:pPr>
+        <w:spacing w:before="20"/>
+        <w:ind w:left="0" w:firstLine="0"/>
+        <w:rPr>
+          <w:rFonts w:ascii="Times New Roman" w:eastAsia="Times New Roman" w:hAnsi="Times New Roman" w:cs="Times New Roman"/>
+          <w:sz w:val="28"/>
+          <w:szCs w:val="28"/>
+        </w:rPr>
+      </w:pPr>
+      <w:r>
+        <w:rPr>
+          <w:rFonts w:ascii="Cambria Math" w:eastAsia="Times New Roman" w:hAnsi="Cambria Math" w:cs="Cambria Math"/>
+          <w:sz w:val="28"/>
+          <w:szCs w:val="28"/>
+        </w:rPr>
+        <w:t>⊥</w:t>
+      </w:r>
+      <w:r>
+        <w:rPr>
+          <w:rFonts w:ascii="Times New Roman" w:eastAsia="Times New Roman" w:hAnsi="Times New Roman" w:cs="Times New Roman"/>
+          <w:sz w:val="28"/>
+          <w:szCs w:val="28"/>
+        </w:rPr>
+        <w:t xml:space="preserve"> false</w:t>
+      </w:r>
+    </w:p>
+    <w:p>
+      <w:pPr>
+        <w:spacing w:before="20"/>
+        <w:ind w:left="0" w:firstLine="0"/>
+        <w:rPr>
+          <w:rFonts w:ascii="Times New Roman" w:eastAsia="Times New Roman" w:hAnsi="Times New Roman" w:cs="Times New Roman"/>
+          <w:sz w:val="28"/>
+          <w:szCs w:val="28"/>
+        </w:rPr>
+      </w:pPr>
+      <w:r>
+        <w:rPr>
+          <w:rFonts w:ascii="Times New Roman" w:eastAsia="Times New Roman" w:hAnsi="Times New Roman" w:cs="Times New Roman"/>
+          <w:sz w:val="28"/>
+          <w:szCs w:val="28"/>
+        </w:rPr>
+        <w:t>*New*</w:t>
+      </w:r>
+    </w:p>
+    <w:p>
+      <w:pPr>
+        <w:spacing w:before="20"/>
+        <w:ind w:left="0" w:firstLine="0"/>
+        <w:rPr>
+          <w:rFonts w:ascii="Times New Roman" w:eastAsia="Times New Roman" w:hAnsi="Times New Roman" w:cs="Times New Roman"/>
+          <w:color w:val="000000" w:themeColor="text1"/>
+          <w:sz w:val="28"/>
+          <w:szCs w:val="28"/>
+        </w:rPr>
+      </w:pPr>
+      <w:r>
+        <w:rPr>
+          <w:rFonts w:ascii="Times New Roman" w:eastAsia="Times New Roman" w:hAnsi="Times New Roman" w:cs="Times New Roman"/>
+          <w:color w:val="000000" w:themeColor="text1"/>
+          <w:sz w:val="28"/>
+          <w:szCs w:val="28"/>
+        </w:rPr>
+        <w:t>|   “Where” or “Such that”</w:t>
+      </w:r>
+    </w:p>
+    <w:p>
+      <w:pPr>
+        <w:spacing w:before="20"/>
+        <w:ind w:left="0" w:firstLine="0"/>
+        <w:rPr>
+          <w:rFonts w:ascii="Cambria Math" w:eastAsia="Times New Roman" w:hAnsi="Cambria Math" w:cs="Times New Roman"/>
+          <w:b/>
+          <w:bCs/>
+          <w:color w:val="000000" w:themeColor="text1"/>
+          <w:sz w:val="24"/>
+        </w:rPr>
+      </w:pPr>
+      <w:r>
+        <w:rPr>
+          <w:rFonts w:ascii="Cambria Math" w:eastAsia="Times New Roman" w:hAnsi="Cambria Math" w:cs="Times New Roman"/>
+          <w:b/>
+          <w:bCs/>
+          <w:color w:val="000000" w:themeColor="text1"/>
+          <w:sz w:val="24"/>
+        </w:rPr>
+        <w:t>∴ = “Therefore”</w:t>
+      </w:r>
+    </w:p>
+    <w:p>
+      <w:pPr>
+        <w:spacing w:before="20"/>
+        <w:ind w:left="0" w:firstLine="0"/>
+        <w:rPr>
+          <w:rFonts w:ascii="Times New Roman" w:eastAsia="Times New Roman" w:hAnsi="Times New Roman" w:cs="Times New Roman"/>
+          <w:color w:val="000000" w:themeColor="text1"/>
+          <w:sz w:val="28"/>
+          <w:szCs w:val="28"/>
+        </w:rPr>
+      </w:pPr>
+      <w:r>
+        <w:rPr>
+          <w:rFonts w:ascii="Cambria Math" w:eastAsia="Times New Roman" w:hAnsi="Cambria Math" w:cs="Times New Roman"/>
+          <w:b/>
+          <w:bCs/>
+          <w:color w:val="000000" w:themeColor="text1"/>
+          <w:sz w:val="24"/>
+        </w:rPr>
+        <w:t>∎ = Q.E.D.</w:t>
+      </w:r>
+    </w:p>
+    <w:p>
+      <w:pPr>
+        <w:spacing w:after="812" w:line="265" w:lineRule="auto"/>
+        <w:ind w:left="0" w:firstLine="0"/>
       </w:pPr>
     </w:p>
     <w:sectPr>
+      <w:headerReference w:type="default" r:id="rId7"/>
       <w:pgSz w:w="12240" w:h="15840"/>
-      <w:pgMar w:top="1440" w:right="2550" w:bottom="1440" w:left="2781" w:header="720" w:footer="720" w:gutter="0"/>
+      <w:pgMar w:top="1440" w:right="1539" w:bottom="1440" w:left="1341" w:header="720" w:footer="720" w:gutter="0"/>
       <w:cols w:space="720"/>
     </w:sectPr>
   </w:body>
 </w:document>
+</file>
+
+<file path=word/endnotes.xml><?xml version="1.0" encoding="utf-8"?>
+<w:endnotes xmlns:wpc="http://schemas.microsoft.com/office/word/2010/wordprocessingCanvas" xmlns:cx="http://schemas.microsoft.com/office/drawing/2014/chartex" xmlns:cx1="http://schemas.microsoft.com/office/drawing/2015/9/8/chartex" xmlns:cx2="http://schemas.microsoft.com/office/drawing/2015/10/21/chartex" xmlns:cx3="http://schemas.microsoft.com/office/drawing/2016/5/9/chartex" xmlns:cx4="http://schemas.microsoft.com/office/drawing/2016/5/10/chartex" xmlns:cx5="http://schemas.microsoft.com/office/drawing/2016/5/11/chartex" xmlns:cx6="http://schemas.microsoft.com/office/drawing/2016/5/12/chartex" xmlns:cx7="http://schemas.microsoft.com/office/drawing/2016/5/13/chartex" xmlns:cx8="http://schemas.microsoft.com/office/drawing/2016/5/14/chartex" xmlns:mc="http://schemas.openxmlformats.org/markup-compatibility/2006" xmlns:aink="http://schemas.microsoft.com/office/drawing/2016/ink" xmlns:am3d="http://schemas.microsoft.com/office/drawing/2017/model3d" xmlns:o="urn:schemas-microsoft-com:office:office" xmlns:oel="http://schemas.microsoft.com/office/2019/extlst" xmlns:r="http://schemas.openxmlformats.org/officeDocument/2006/relationships" xmlns:m="http://schemas.openxmlformats.org/officeDocument/2006/math" xmlns:v="urn:schemas-microsoft-com:vml" xmlns:wp14="http://schemas.microsoft.com/office/word/2010/wordprocessingDrawing" xmlns:wp="http://schemas.openxmlformats.org/drawingml/2006/wordprocessingDrawing" xmlns:w10="urn:schemas-microsoft-com:office:word" xmlns:w="http://schemas.openxmlformats.org/wordprocessingml/2006/main" xmlns:w14="http://schemas.microsoft.com/office/word/2010/wordml" xmlns:w15="http://schemas.microsoft.com/office/word/2012/wordml" xmlns:w16cex="http://schemas.microsoft.com/office/word/2018/wordml/cex" xmlns:w16cid="http://schemas.microsoft.com/office/word/2016/wordml/cid" xmlns:w16="http://schemas.microsoft.com/office/word/2018/wordml" xmlns:w16du="http://schemas.microsoft.com/office/word/2023/wordml/word16du" xmlns:w16sdtdh="http://schemas.microsoft.com/office/word/2020/wordml/sdtdatahash" xmlns:w16sdtfl="http://schemas.microsoft.com/office/word/2024/wordml/sdtformatlock" xmlns:w16se="http://schemas.microsoft.com/office/word/2015/wordml/symex" xmlns:wpg="http://schemas.microsoft.com/office/word/2010/wordprocessingGroup" xmlns:wpi="http://schemas.microsoft.com/office/word/2010/wordprocessingInk" xmlns:wne="http://schemas.microsoft.com/office/word/2006/wordml" xmlns:wps="http://schemas.microsoft.com/office/word/2010/wordprocessingShape" mc:Ignorable="w14 w15 w16se w16cid w16 w16cex w16sdtdh w16sdtfl w16du wp14">
+  <w:endnote w:type="separator" w:id="-1">
+    <w:p>
+      <w:pPr>
+        <w:spacing w:after="0" w:line="240" w:lineRule="auto"/>
+      </w:pPr>
+      <w:r>
+        <w:separator/>
+      </w:r>
+    </w:p>
+  </w:endnote>
+  <w:endnote w:type="continuationSeparator" w:id="0">
+    <w:p>
+      <w:pPr>
+        <w:spacing w:after="0" w:line="240" w:lineRule="auto"/>
+      </w:pPr>
+      <w:r>
+        <w:continuationSeparator/>
+      </w:r>
+    </w:p>
+  </w:endnote>
+</w:endnotes>
+</file>
+
+<file path=word/footnotes.xml><?xml version="1.0" encoding="utf-8"?>
+<w:footnotes xmlns:wpc="http://schemas.microsoft.com/office/word/2010/wordprocessingCanvas" xmlns:cx="http://schemas.microsoft.com/office/drawing/2014/chartex" xmlns:cx1="http://schemas.microsoft.com/office/drawing/2015/9/8/chartex" xmlns:cx2="http://schemas.microsoft.com/office/drawing/2015/10/21/chartex" xmlns:cx3="http://schemas.microsoft.com/office/drawing/2016/5/9/chartex" xmlns:cx4="http://schemas.microsoft.com/office/drawing/2016/5/10/chartex" xmlns:cx5="http://schemas.microsoft.com/office/drawing/2016/5/11/chartex" xmlns:cx6="http://schemas.microsoft.com/office/drawing/2016/5/12/chartex" xmlns:cx7="http://schemas.microsoft.com/office/drawing/2016/5/13/chartex" xmlns:cx8="http://schemas.microsoft.com/office/drawing/2016/5/14/chartex" xmlns:mc="http://schemas.openxmlformats.org/markup-compatibility/2006" xmlns:aink="http://schemas.microsoft.com/office/drawing/2016/ink" xmlns:am3d="http://schemas.microsoft.com/office/drawing/2017/model3d" xmlns:o="urn:schemas-microsoft-com:office:office" xmlns:oel="http://schemas.microsoft.com/office/2019/extlst" xmlns:r="http://schemas.openxmlformats.org/officeDocument/2006/relationships" xmlns:m="http://schemas.openxmlformats.org/officeDocument/2006/math" xmlns:v="urn:schemas-microsoft-com:vml" xmlns:wp14="http://schemas.microsoft.com/office/word/2010/wordprocessingDrawing" xmlns:wp="http://schemas.openxmlformats.org/drawingml/2006/wordprocessingDrawing" xmlns:w10="urn:schemas-microsoft-com:office:word" xmlns:w="http://schemas.openxmlformats.org/wordprocessingml/2006/main" xmlns:w14="http://schemas.microsoft.com/office/word/2010/wordml" xmlns:w15="http://schemas.microsoft.com/office/word/2012/wordml" xmlns:w16cex="http://schemas.microsoft.com/office/word/2018/wordml/cex" xmlns:w16cid="http://schemas.microsoft.com/office/word/2016/wordml/cid" xmlns:w16="http://schemas.microsoft.com/office/word/2018/wordml" xmlns:w16du="http://schemas.microsoft.com/office/word/2023/wordml/word16du" xmlns:w16sdtdh="http://schemas.microsoft.com/office/word/2020/wordml/sdtdatahash" xmlns:w16sdtfl="http://schemas.microsoft.com/office/word/2024/wordml/sdtformatlock" xmlns:w16se="http://schemas.microsoft.com/office/word/2015/wordml/symex" xmlns:wpg="http://schemas.microsoft.com/office/word/2010/wordprocessingGroup" xmlns:wpi="http://schemas.microsoft.com/office/word/2010/wordprocessingInk" xmlns:wne="http://schemas.microsoft.com/office/word/2006/wordml" xmlns:wps="http://schemas.microsoft.com/office/word/2010/wordprocessingShape" mc:Ignorable="w14 w15 w16se w16cid w16 w16cex w16sdtdh w16sdtfl w16du wp14">
+  <w:footnote w:type="separator" w:id="-1">
+    <w:p>
+      <w:pPr>
+        <w:spacing w:after="0" w:line="240" w:lineRule="auto"/>
+      </w:pPr>
+      <w:r>
+        <w:separator/>
+      </w:r>
+    </w:p>
+  </w:footnote>
+  <w:footnote w:type="continuationSeparator" w:id="0">
+    <w:p>
+      <w:pPr>
+        <w:spacing w:after="0" w:line="240" w:lineRule="auto"/>
+      </w:pPr>
+      <w:r>
+        <w:continuationSeparator/>
+      </w:r>
+    </w:p>
+  </w:footnote>
+</w:footnotes>
+</file>
+
+<file path=word/header1.xml><?xml version="1.0" encoding="utf-8"?>
+<w:hdr xmlns:wpc="http://schemas.microsoft.com/office/word/2010/wordprocessingCanvas" xmlns:cx="http://schemas.microsoft.com/office/drawing/2014/chartex" xmlns:cx1="http://schemas.microsoft.com/office/drawing/2015/9/8/chartex" xmlns:cx2="http://schemas.microsoft.com/office/drawing/2015/10/21/chartex" xmlns:cx3="http://schemas.microsoft.com/office/drawing/2016/5/9/chartex" xmlns:cx4="http://schemas.microsoft.com/office/drawing/2016/5/10/chartex" xmlns:cx5="http://schemas.microsoft.com/office/drawing/2016/5/11/chartex" xmlns:cx6="http://schemas.microsoft.com/office/drawing/2016/5/12/chartex" xmlns:cx7="http://schemas.microsoft.com/office/drawing/2016/5/13/chartex" xmlns:cx8="http://schemas.microsoft.com/office/drawing/2016/5/14/chartex" xmlns:mc="http://schemas.openxmlformats.org/markup-compatibility/2006" xmlns:aink="http://schemas.microsoft.com/office/drawing/2016/ink" xmlns:am3d="http://schemas.microsoft.com/office/drawing/2017/model3d" xmlns:o="urn:schemas-microsoft-com:office:office" xmlns:oel="http://schemas.microsoft.com/office/2019/extlst" xmlns:r="http://schemas.openxmlformats.org/officeDocument/2006/relationships" xmlns:m="http://schemas.openxmlformats.org/officeDocument/2006/math" xmlns:v="urn:schemas-microsoft-com:vml" xmlns:wp14="http://schemas.microsoft.com/office/word/2010/wordprocessingDrawing" xmlns:wp="http://schemas.openxmlformats.org/drawingml/2006/wordprocessingDrawing" xmlns:w10="urn:schemas-microsoft-com:office:word" xmlns:w="http://schemas.openxmlformats.org/wordprocessingml/2006/main" xmlns:w14="http://schemas.microsoft.com/office/word/2010/wordml" xmlns:w15="http://schemas.microsoft.com/office/word/2012/wordml" xmlns:w16cex="http://schemas.microsoft.com/office/word/2018/wordml/cex" xmlns:w16cid="http://schemas.microsoft.com/office/word/2016/wordml/cid" xmlns:w16="http://schemas.microsoft.com/office/word/2018/wordml" xmlns:w16du="http://schemas.microsoft.com/office/word/2023/wordml/word16du" xmlns:w16sdtdh="http://schemas.microsoft.com/office/word/2020/wordml/sdtdatahash" xmlns:w16sdtfl="http://schemas.microsoft.com/office/word/2024/wordml/sdtformatlock" xmlns:w16se="http://schemas.microsoft.com/office/word/2015/wordml/symex" xmlns:wpg="http://schemas.microsoft.com/office/word/2010/wordprocessingGroup" xmlns:wpi="http://schemas.microsoft.com/office/word/2010/wordprocessingInk" xmlns:wne="http://schemas.microsoft.com/office/word/2006/wordml" xmlns:wps="http://schemas.microsoft.com/office/word/2010/wordprocessingShape" mc:Ignorable="w14 w15 w16se w16cid w16 w16cex w16sdtdh w16sdtfl w16du wp14">
+  <w:p>
+    <w:pPr>
+      <w:pStyle w:val="Header"/>
+      <w:ind w:left="-1440" w:firstLine="0"/>
+    </w:pPr>
+  </w:p>
+</w:hdr>
+</file>
+
+<file path=word/numbering.xml><?xml version="1.0" encoding="utf-8"?>
+<w:numbering xmlns:wpc="http://schemas.microsoft.com/office/word/2010/wordprocessingCanvas" xmlns:cx="http://schemas.microsoft.com/office/drawing/2014/chartex" xmlns:cx1="http://schemas.microsoft.com/office/drawing/2015/9/8/chartex" xmlns:cx2="http://schemas.microsoft.com/office/drawing/2015/10/21/chartex" xmlns:cx3="http://schemas.microsoft.com/office/drawing/2016/5/9/chartex" xmlns:cx4="http://schemas.microsoft.com/office/drawing/2016/5/10/chartex" xmlns:cx5="http://schemas.microsoft.com/office/drawing/2016/5/11/chartex" xmlns:cx6="http://schemas.microsoft.com/office/drawing/2016/5/12/chartex" xmlns:cx7="http://schemas.microsoft.com/office/drawing/2016/5/13/chartex" xmlns:cx8="http://schemas.microsoft.com/office/drawing/2016/5/14/chartex" xmlns:mc="http://schemas.openxmlformats.org/markup-compatibility/2006" xmlns:aink="http://schemas.microsoft.com/office/drawing/2016/ink" xmlns:am3d="http://schemas.microsoft.com/office/drawing/2017/model3d" xmlns:o="urn:schemas-microsoft-com:office:office" xmlns:oel="http://schemas.microsoft.com/office/2019/extlst" xmlns:r="http://schemas.openxmlformats.org/officeDocument/2006/relationships" xmlns:m="http://schemas.openxmlformats.org/officeDocument/2006/math" xmlns:v="urn:schemas-microsoft-com:vml" xmlns:wp14="http://schemas.microsoft.com/office/word/2010/wordprocessingDrawing" xmlns:wp="http://schemas.openxmlformats.org/drawingml/2006/wordprocessingDrawing" xmlns:w10="urn:schemas-microsoft-com:office:word" xmlns:w="http://schemas.openxmlformats.org/wordprocessingml/2006/main" xmlns:w14="http://schemas.microsoft.com/office/word/2010/wordml" xmlns:w15="http://schemas.microsoft.com/office/word/2012/wordml" xmlns:w16cex="http://schemas.microsoft.com/office/word/2018/wordml/cex" xmlns:w16cid="http://schemas.microsoft.com/office/word/2016/wordml/cid" xmlns:w16="http://schemas.microsoft.com/office/word/2018/wordml" xmlns:w16du="http://schemas.microsoft.com/office/word/2023/wordml/word16du" xmlns:w16sdtdh="http://schemas.microsoft.com/office/word/2020/wordml/sdtdatahash" xmlns:w16sdtfl="http://schemas.microsoft.com/office/word/2024/wordml/sdtformatlock" xmlns:w16se="http://schemas.microsoft.com/office/word/2015/wordml/symex" xmlns:wpg="http://schemas.microsoft.com/office/word/2010/wordprocessingGroup" xmlns:wpi="http://schemas.microsoft.com/office/word/2010/wordprocessingInk" xmlns:wne="http://schemas.microsoft.com/office/word/2006/wordml" xmlns:wps="http://schemas.microsoft.com/office/word/2010/wordprocessingShape" mc:Ignorable="w14 w15 w16se w16cid w16 w16cex w16sdtdh w16sdtfl w16du wp14">
+  <w:abstractNum w:abstractNumId="0" w15:restartNumberingAfterBreak="0">
+    <w:nsid w:val="01B65BF9"/>
+    <w:multiLevelType w:val="hybridMultilevel"/>
+    <w:tmpl w:val="FDFEB45C"/>
+    <w:lvl w:ilvl="0" w:tplc="A86003A4">
+      <w:start w:val="1"/>
+      <w:numFmt w:val="decimal"/>
+      <w:lvlText w:val="%1."/>
+      <w:lvlJc w:val="left"/>
+      <w:pPr>
+        <w:ind w:left="1800" w:hanging="360"/>
+      </w:pPr>
+      <w:rPr>
+        <w:rFonts w:hint="default"/>
+      </w:rPr>
+    </w:lvl>
+    <w:lvl w:ilvl="1" w:tplc="04090019" w:tentative="1">
+      <w:start w:val="1"/>
+      <w:numFmt w:val="lowerLetter"/>
+      <w:lvlText w:val="%2."/>
+      <w:lvlJc w:val="left"/>
+      <w:pPr>
+        <w:ind w:left="2520" w:hanging="360"/>
+      </w:pPr>
+    </w:lvl>
+    <w:lvl w:ilvl="2" w:tplc="0409001B" w:tentative="1">
+      <w:start w:val="1"/>
+      <w:numFmt w:val="lowerRoman"/>
+      <w:lvlText w:val="%3."/>
+      <w:lvlJc w:val="right"/>
+      <w:pPr>
+        <w:ind w:left="3240" w:hanging="180"/>
+      </w:pPr>
+    </w:lvl>
+    <w:lvl w:ilvl="3" w:tplc="0409000F" w:tentative="1">
+      <w:start w:val="1"/>
+      <w:numFmt w:val="decimal"/>
+      <w:lvlText w:val="%4."/>
+      <w:lvlJc w:val="left"/>
+      <w:pPr>
+        <w:ind w:left="3960" w:hanging="360"/>
+      </w:pPr>
+    </w:lvl>
+    <w:lvl w:ilvl="4" w:tplc="04090019" w:tentative="1">
+      <w:start w:val="1"/>
+      <w:numFmt w:val="lowerLetter"/>
+      <w:lvlText w:val="%5."/>
+      <w:lvlJc w:val="left"/>
+      <w:pPr>
+        <w:ind w:left="4680" w:hanging="360"/>
+      </w:pPr>
+    </w:lvl>
+    <w:lvl w:ilvl="5" w:tplc="0409001B" w:tentative="1">
+      <w:start w:val="1"/>
+      <w:numFmt w:val="lowerRoman"/>
+      <w:lvlText w:val="%6."/>
+      <w:lvlJc w:val="right"/>
+      <w:pPr>
+        <w:ind w:left="5400" w:hanging="180"/>
+      </w:pPr>
+    </w:lvl>
+    <w:lvl w:ilvl="6" w:tplc="0409000F" w:tentative="1">
+      <w:start w:val="1"/>
+      <w:numFmt w:val="decimal"/>
+      <w:lvlText w:val="%7."/>
+      <w:lvlJc w:val="left"/>
+      <w:pPr>
+        <w:ind w:left="6120" w:hanging="360"/>
+      </w:pPr>
+    </w:lvl>
+    <w:lvl w:ilvl="7" w:tplc="04090019" w:tentative="1">
+      <w:start w:val="1"/>
+      <w:numFmt w:val="lowerLetter"/>
+      <w:lvlText w:val="%8."/>
+      <w:lvlJc w:val="left"/>
+      <w:pPr>
+        <w:ind w:left="6840" w:hanging="360"/>
+      </w:pPr>
+    </w:lvl>
+    <w:lvl w:ilvl="8" w:tplc="0409001B" w:tentative="1">
+      <w:start w:val="1"/>
+      <w:numFmt w:val="lowerRoman"/>
+      <w:lvlText w:val="%9."/>
+      <w:lvlJc w:val="right"/>
+      <w:pPr>
+        <w:ind w:left="7560" w:hanging="180"/>
+      </w:pPr>
+    </w:lvl>
+  </w:abstractNum>
+  <w:abstractNum w:abstractNumId="1" w15:restartNumberingAfterBreak="0">
+    <w:nsid w:val="0727087C"/>
+    <w:multiLevelType w:val="hybridMultilevel"/>
+    <w:tmpl w:val="75E8C048"/>
+    <w:lvl w:ilvl="0" w:tplc="9D80AC1E">
+      <w:start w:val="1"/>
+      <w:numFmt w:val="decimal"/>
+      <w:lvlText w:val="(%1)"/>
+      <w:lvlJc w:val="left"/>
+      <w:pPr>
+        <w:ind w:left="-1639" w:hanging="360"/>
+      </w:pPr>
+      <w:rPr>
+        <w:rFonts w:hint="default"/>
+      </w:rPr>
+    </w:lvl>
+    <w:lvl w:ilvl="1" w:tplc="04090019" w:tentative="1">
+      <w:start w:val="1"/>
+      <w:numFmt w:val="lowerLetter"/>
+      <w:lvlText w:val="%2."/>
+      <w:lvlJc w:val="left"/>
+      <w:pPr>
+        <w:ind w:left="-919" w:hanging="360"/>
+      </w:pPr>
+    </w:lvl>
+    <w:lvl w:ilvl="2" w:tplc="0409001B" w:tentative="1">
+      <w:start w:val="1"/>
+      <w:numFmt w:val="lowerRoman"/>
+      <w:lvlText w:val="%3."/>
+      <w:lvlJc w:val="right"/>
+      <w:pPr>
+        <w:ind w:left="-199" w:hanging="180"/>
+      </w:pPr>
+    </w:lvl>
+    <w:lvl w:ilvl="3" w:tplc="0409000F" w:tentative="1">
+      <w:start w:val="1"/>
+      <w:numFmt w:val="decimal"/>
+      <w:lvlText w:val="%4."/>
+      <w:lvlJc w:val="left"/>
+      <w:pPr>
+        <w:ind w:left="521" w:hanging="360"/>
+      </w:pPr>
+    </w:lvl>
+    <w:lvl w:ilvl="4" w:tplc="04090019" w:tentative="1">
+      <w:start w:val="1"/>
+      <w:numFmt w:val="lowerLetter"/>
+      <w:lvlText w:val="%5."/>
+      <w:lvlJc w:val="left"/>
+      <w:pPr>
+        <w:ind w:left="1241" w:hanging="360"/>
+      </w:pPr>
+    </w:lvl>
+    <w:lvl w:ilvl="5" w:tplc="0409001B" w:tentative="1">
+      <w:start w:val="1"/>
+      <w:numFmt w:val="lowerRoman"/>
+      <w:lvlText w:val="%6."/>
+      <w:lvlJc w:val="right"/>
+      <w:pPr>
+        <w:ind w:left="1961" w:hanging="180"/>
+      </w:pPr>
+    </w:lvl>
+    <w:lvl w:ilvl="6" w:tplc="0409000F" w:tentative="1">
+      <w:start w:val="1"/>
+      <w:numFmt w:val="decimal"/>
+      <w:lvlText w:val="%7."/>
+      <w:lvlJc w:val="left"/>
+      <w:pPr>
+        <w:ind w:left="2681" w:hanging="360"/>
+      </w:pPr>
+    </w:lvl>
+    <w:lvl w:ilvl="7" w:tplc="04090019" w:tentative="1">
+      <w:start w:val="1"/>
+      <w:numFmt w:val="lowerLetter"/>
+      <w:lvlText w:val="%8."/>
+      <w:lvlJc w:val="left"/>
+      <w:pPr>
+        <w:ind w:left="3401" w:hanging="360"/>
+      </w:pPr>
+    </w:lvl>
+    <w:lvl w:ilvl="8" w:tplc="0409001B" w:tentative="1">
+      <w:start w:val="1"/>
+      <w:numFmt w:val="lowerRoman"/>
+      <w:lvlText w:val="%9."/>
+      <w:lvlJc w:val="right"/>
+      <w:pPr>
+        <w:ind w:left="4121" w:hanging="180"/>
+      </w:pPr>
+    </w:lvl>
+  </w:abstractNum>
+  <w:abstractNum w:abstractNumId="2" w15:restartNumberingAfterBreak="0">
+    <w:nsid w:val="20895B30"/>
+    <w:multiLevelType w:val="hybridMultilevel"/>
+    <w:tmpl w:val="F5F8F5C8"/>
+    <w:lvl w:ilvl="0" w:tplc="9D80AC1E">
+      <w:start w:val="1"/>
+      <w:numFmt w:val="decimal"/>
+      <w:lvlText w:val="(%1)"/>
+      <w:lvlJc w:val="left"/>
+      <w:pPr>
+        <w:ind w:left="-3639" w:hanging="360"/>
+      </w:pPr>
+      <w:rPr>
+        <w:rFonts w:hint="default"/>
+      </w:rPr>
+    </w:lvl>
+    <w:lvl w:ilvl="1" w:tplc="04090019" w:tentative="1">
+      <w:start w:val="1"/>
+      <w:numFmt w:val="lowerLetter"/>
+      <w:lvlText w:val="%2."/>
+      <w:lvlJc w:val="left"/>
+      <w:pPr>
+        <w:ind w:left="-560" w:hanging="360"/>
+      </w:pPr>
+    </w:lvl>
+    <w:lvl w:ilvl="2" w:tplc="0409001B" w:tentative="1">
+      <w:start w:val="1"/>
+      <w:numFmt w:val="lowerRoman"/>
+      <w:lvlText w:val="%3."/>
+      <w:lvlJc w:val="right"/>
+      <w:pPr>
+        <w:ind w:left="160" w:hanging="180"/>
+      </w:pPr>
+    </w:lvl>
+    <w:lvl w:ilvl="3" w:tplc="0409000F" w:tentative="1">
+      <w:start w:val="1"/>
+      <w:numFmt w:val="decimal"/>
+      <w:lvlText w:val="%4."/>
+      <w:lvlJc w:val="left"/>
+      <w:pPr>
+        <w:ind w:left="880" w:hanging="360"/>
+      </w:pPr>
+    </w:lvl>
+    <w:lvl w:ilvl="4" w:tplc="04090019" w:tentative="1">
+      <w:start w:val="1"/>
+      <w:numFmt w:val="lowerLetter"/>
+      <w:lvlText w:val="%5."/>
+      <w:lvlJc w:val="left"/>
+      <w:pPr>
+        <w:ind w:left="1600" w:hanging="360"/>
+      </w:pPr>
+    </w:lvl>
+    <w:lvl w:ilvl="5" w:tplc="0409001B" w:tentative="1">
+      <w:start w:val="1"/>
+      <w:numFmt w:val="lowerRoman"/>
+      <w:lvlText w:val="%6."/>
+      <w:lvlJc w:val="right"/>
+      <w:pPr>
+        <w:ind w:left="2320" w:hanging="180"/>
+      </w:pPr>
+    </w:lvl>
+    <w:lvl w:ilvl="6" w:tplc="0409000F" w:tentative="1">
+      <w:start w:val="1"/>
+      <w:numFmt w:val="decimal"/>
+      <w:lvlText w:val="%7."/>
+      <w:lvlJc w:val="left"/>
+      <w:pPr>
+        <w:ind w:left="3040" w:hanging="360"/>
+      </w:pPr>
+    </w:lvl>
+    <w:lvl w:ilvl="7" w:tplc="04090019" w:tentative="1">
+      <w:start w:val="1"/>
+      <w:numFmt w:val="lowerLetter"/>
+      <w:lvlText w:val="%8."/>
+      <w:lvlJc w:val="left"/>
+      <w:pPr>
+        <w:ind w:left="3760" w:hanging="360"/>
+      </w:pPr>
+    </w:lvl>
+    <w:lvl w:ilvl="8" w:tplc="0409001B" w:tentative="1">
+      <w:start w:val="1"/>
+      <w:numFmt w:val="lowerRoman"/>
+      <w:lvlText w:val="%9."/>
+      <w:lvlJc w:val="right"/>
+      <w:pPr>
+        <w:ind w:left="4480" w:hanging="180"/>
+      </w:pPr>
+    </w:lvl>
+  </w:abstractNum>
+  <w:abstractNum w:abstractNumId="3" w15:restartNumberingAfterBreak="0">
+    <w:nsid w:val="22CF22E2"/>
+    <w:multiLevelType w:val="hybridMultilevel"/>
+    <w:tmpl w:val="EB245828"/>
+    <w:lvl w:ilvl="0" w:tplc="9D80AC1E">
+      <w:start w:val="1"/>
+      <w:numFmt w:val="decimal"/>
+      <w:lvlText w:val="(%1)"/>
+      <w:lvlJc w:val="left"/>
+      <w:pPr>
+        <w:ind w:left="-1639" w:hanging="360"/>
+      </w:pPr>
+      <w:rPr>
+        <w:rFonts w:hint="default"/>
+      </w:rPr>
+    </w:lvl>
+    <w:lvl w:ilvl="1" w:tplc="FFFFFFFF" w:tentative="1">
+      <w:start w:val="1"/>
+      <w:numFmt w:val="lowerLetter"/>
+      <w:lvlText w:val="%2."/>
+      <w:lvlJc w:val="left"/>
+      <w:pPr>
+        <w:ind w:left="2520" w:hanging="360"/>
+      </w:pPr>
+    </w:lvl>
+    <w:lvl w:ilvl="2" w:tplc="FFFFFFFF" w:tentative="1">
+      <w:start w:val="1"/>
+      <w:numFmt w:val="lowerRoman"/>
+      <w:lvlText w:val="%3."/>
+      <w:lvlJc w:val="right"/>
+      <w:pPr>
+        <w:ind w:left="3240" w:hanging="180"/>
+      </w:pPr>
+    </w:lvl>
+    <w:lvl w:ilvl="3" w:tplc="FFFFFFFF" w:tentative="1">
+      <w:start w:val="1"/>
+      <w:numFmt w:val="decimal"/>
+      <w:lvlText w:val="%4."/>
+      <w:lvlJc w:val="left"/>
+      <w:pPr>
+        <w:ind w:left="3960" w:hanging="360"/>
+      </w:pPr>
+    </w:lvl>
+    <w:lvl w:ilvl="4" w:tplc="FFFFFFFF" w:tentative="1">
+      <w:start w:val="1"/>
+      <w:numFmt w:val="lowerLetter"/>
+      <w:lvlText w:val="%5."/>
+      <w:lvlJc w:val="left"/>
+      <w:pPr>
+        <w:ind w:left="4680" w:hanging="360"/>
+      </w:pPr>
+    </w:lvl>
+    <w:lvl w:ilvl="5" w:tplc="FFFFFFFF" w:tentative="1">
+      <w:start w:val="1"/>
+      <w:numFmt w:val="lowerRoman"/>
+      <w:lvlText w:val="%6."/>
+      <w:lvlJc w:val="right"/>
+      <w:pPr>
+        <w:ind w:left="5400" w:hanging="180"/>
+      </w:pPr>
+    </w:lvl>
+    <w:lvl w:ilvl="6" w:tplc="FFFFFFFF" w:tentative="1">
+      <w:start w:val="1"/>
+      <w:numFmt w:val="decimal"/>
+      <w:lvlText w:val="%7."/>
+      <w:lvlJc w:val="left"/>
+      <w:pPr>
+        <w:ind w:left="6120" w:hanging="360"/>
+      </w:pPr>
+    </w:lvl>
+    <w:lvl w:ilvl="7" w:tplc="FFFFFFFF" w:tentative="1">
+      <w:start w:val="1"/>
+      <w:numFmt w:val="lowerLetter"/>
+      <w:lvlText w:val="%8."/>
+      <w:lvlJc w:val="left"/>
+      <w:pPr>
+        <w:ind w:left="6840" w:hanging="360"/>
+      </w:pPr>
+    </w:lvl>
+    <w:lvl w:ilvl="8" w:tplc="FFFFFFFF" w:tentative="1">
+      <w:start w:val="1"/>
+      <w:numFmt w:val="lowerRoman"/>
+      <w:lvlText w:val="%9."/>
+      <w:lvlJc w:val="right"/>
+      <w:pPr>
+        <w:ind w:left="7560" w:hanging="180"/>
+      </w:pPr>
+    </w:lvl>
+  </w:abstractNum>
+  <w:abstractNum w:abstractNumId="4" w15:restartNumberingAfterBreak="0">
+    <w:nsid w:val="31902C89"/>
+    <w:multiLevelType w:val="hybridMultilevel"/>
+    <w:tmpl w:val="F050B456"/>
+    <w:lvl w:ilvl="0" w:tplc="FFFFFFFF">
+      <w:start w:val="1"/>
+      <w:numFmt w:val="decimal"/>
+      <w:lvlText w:val="%1."/>
+      <w:lvlJc w:val="left"/>
+      <w:pPr>
+        <w:ind w:left="720" w:hanging="360"/>
+      </w:pPr>
+      <w:rPr>
+        <w:rFonts w:hint="default"/>
+      </w:rPr>
+    </w:lvl>
+    <w:lvl w:ilvl="1" w:tplc="FFFFFFFF" w:tentative="1">
+      <w:start w:val="1"/>
+      <w:numFmt w:val="lowerLetter"/>
+      <w:lvlText w:val="%2."/>
+      <w:lvlJc w:val="left"/>
+      <w:pPr>
+        <w:ind w:left="1440" w:hanging="360"/>
+      </w:pPr>
+    </w:lvl>
+    <w:lvl w:ilvl="2" w:tplc="FFFFFFFF" w:tentative="1">
+      <w:start w:val="1"/>
+      <w:numFmt w:val="lowerRoman"/>
+      <w:lvlText w:val="%3."/>
+      <w:lvlJc w:val="right"/>
+      <w:pPr>
+        <w:ind w:left="2160" w:hanging="180"/>
+      </w:pPr>
+    </w:lvl>
+    <w:lvl w:ilvl="3" w:tplc="FFFFFFFF" w:tentative="1">
+      <w:start w:val="1"/>
+      <w:numFmt w:val="decimal"/>
+      <w:lvlText w:val="%4."/>
+      <w:lvlJc w:val="left"/>
+      <w:pPr>
+        <w:ind w:left="2880" w:hanging="360"/>
+      </w:pPr>
+    </w:lvl>
+    <w:lvl w:ilvl="4" w:tplc="FFFFFFFF" w:tentative="1">
+      <w:start w:val="1"/>
+      <w:numFmt w:val="lowerLetter"/>
+      <w:lvlText w:val="%5."/>
+      <w:lvlJc w:val="left"/>
+      <w:pPr>
+        <w:ind w:left="3600" w:hanging="360"/>
+      </w:pPr>
+    </w:lvl>
+    <w:lvl w:ilvl="5" w:tplc="FFFFFFFF" w:tentative="1">
+      <w:start w:val="1"/>
+      <w:numFmt w:val="lowerRoman"/>
+      <w:lvlText w:val="%6."/>
+      <w:lvlJc w:val="right"/>
+      <w:pPr>
+        <w:ind w:left="4320" w:hanging="180"/>
+      </w:pPr>
+    </w:lvl>
+    <w:lvl w:ilvl="6" w:tplc="FFFFFFFF" w:tentative="1">
+      <w:start w:val="1"/>
+      <w:numFmt w:val="decimal"/>
+      <w:lvlText w:val="%7."/>
+      <w:lvlJc w:val="left"/>
+      <w:pPr>
+        <w:ind w:left="5040" w:hanging="360"/>
+      </w:pPr>
+    </w:lvl>
+    <w:lvl w:ilvl="7" w:tplc="FFFFFFFF" w:tentative="1">
+      <w:start w:val="1"/>
+      <w:numFmt w:val="lowerLetter"/>
+      <w:lvlText w:val="%8."/>
+      <w:lvlJc w:val="left"/>
+      <w:pPr>
+        <w:ind w:left="5760" w:hanging="360"/>
+      </w:pPr>
+    </w:lvl>
+    <w:lvl w:ilvl="8" w:tplc="FFFFFFFF" w:tentative="1">
+      <w:start w:val="1"/>
+      <w:numFmt w:val="lowerRoman"/>
+      <w:lvlText w:val="%9."/>
+      <w:lvlJc w:val="right"/>
+      <w:pPr>
+        <w:ind w:left="6480" w:hanging="180"/>
+      </w:pPr>
+    </w:lvl>
+  </w:abstractNum>
+  <w:abstractNum w:abstractNumId="5" w15:restartNumberingAfterBreak="0">
+    <w:nsid w:val="48151073"/>
+    <w:multiLevelType w:val="hybridMultilevel"/>
+    <w:tmpl w:val="FD7053D6"/>
+    <w:lvl w:ilvl="0" w:tplc="5700FDE6">
+      <w:start w:val="1"/>
+      <w:numFmt w:val="decimal"/>
+      <w:lvlText w:val="%1."/>
+      <w:lvlJc w:val="left"/>
+      <w:pPr>
+        <w:ind w:left="1080" w:hanging="360"/>
+      </w:pPr>
+      <w:rPr>
+        <w:rFonts w:hint="default"/>
+      </w:rPr>
+    </w:lvl>
+    <w:lvl w:ilvl="1" w:tplc="04090019" w:tentative="1">
+      <w:start w:val="1"/>
+      <w:numFmt w:val="lowerLetter"/>
+      <w:lvlText w:val="%2."/>
+      <w:lvlJc w:val="left"/>
+      <w:pPr>
+        <w:ind w:left="1800" w:hanging="360"/>
+      </w:pPr>
+    </w:lvl>
+    <w:lvl w:ilvl="2" w:tplc="0409001B" w:tentative="1">
+      <w:start w:val="1"/>
+      <w:numFmt w:val="lowerRoman"/>
+      <w:lvlText w:val="%3."/>
+      <w:lvlJc w:val="right"/>
+      <w:pPr>
+        <w:ind w:left="2520" w:hanging="180"/>
+      </w:pPr>
+    </w:lvl>
+    <w:lvl w:ilvl="3" w:tplc="0409000F" w:tentative="1">
+      <w:start w:val="1"/>
+      <w:numFmt w:val="decimal"/>
+      <w:lvlText w:val="%4."/>
+      <w:lvlJc w:val="left"/>
+      <w:pPr>
+        <w:ind w:left="3240" w:hanging="360"/>
+      </w:pPr>
+    </w:lvl>
+    <w:lvl w:ilvl="4" w:tplc="04090019" w:tentative="1">
+      <w:start w:val="1"/>
+      <w:numFmt w:val="lowerLetter"/>
+      <w:lvlText w:val="%5."/>
+      <w:lvlJc w:val="left"/>
+      <w:pPr>
+        <w:ind w:left="3960" w:hanging="360"/>
+      </w:pPr>
+    </w:lvl>
+    <w:lvl w:ilvl="5" w:tplc="0409001B" w:tentative="1">
+      <w:start w:val="1"/>
+      <w:numFmt w:val="lowerRoman"/>
+      <w:lvlText w:val="%6."/>
+      <w:lvlJc w:val="right"/>
+      <w:pPr>
+        <w:ind w:left="4680" w:hanging="180"/>
+      </w:pPr>
+    </w:lvl>
+    <w:lvl w:ilvl="6" w:tplc="0409000F" w:tentative="1">
+      <w:start w:val="1"/>
+      <w:numFmt w:val="decimal"/>
+      <w:lvlText w:val="%7."/>
+      <w:lvlJc w:val="left"/>
+      <w:pPr>
+        <w:ind w:left="5400" w:hanging="360"/>
+      </w:pPr>
+    </w:lvl>
+    <w:lvl w:ilvl="7" w:tplc="04090019" w:tentative="1">
+      <w:start w:val="1"/>
+      <w:numFmt w:val="lowerLetter"/>
+      <w:lvlText w:val="%8."/>
+      <w:lvlJc w:val="left"/>
+      <w:pPr>
+        <w:ind w:left="6120" w:hanging="360"/>
+      </w:pPr>
+    </w:lvl>
+    <w:lvl w:ilvl="8" w:tplc="0409001B" w:tentative="1">
+      <w:start w:val="1"/>
+      <w:numFmt w:val="lowerRoman"/>
+      <w:lvlText w:val="%9."/>
+      <w:lvlJc w:val="right"/>
+      <w:pPr>
+        <w:ind w:left="6840" w:hanging="180"/>
+      </w:pPr>
+    </w:lvl>
+  </w:abstractNum>
+  <w:abstractNum w:abstractNumId="6" w15:restartNumberingAfterBreak="0">
+    <w:nsid w:val="4D016555"/>
+    <w:multiLevelType w:val="hybridMultilevel"/>
+    <w:tmpl w:val="F050B456"/>
+    <w:lvl w:ilvl="0" w:tplc="0409000F">
+      <w:start w:val="1"/>
+      <w:numFmt w:val="decimal"/>
+      <w:lvlText w:val="%1."/>
+      <w:lvlJc w:val="left"/>
+      <w:pPr>
+        <w:ind w:left="720" w:hanging="360"/>
+      </w:pPr>
+      <w:rPr>
+        <w:rFonts w:hint="default"/>
+      </w:rPr>
+    </w:lvl>
+    <w:lvl w:ilvl="1" w:tplc="04090019" w:tentative="1">
+      <w:start w:val="1"/>
+      <w:numFmt w:val="lowerLetter"/>
+      <w:lvlText w:val="%2."/>
+      <w:lvlJc w:val="left"/>
+      <w:pPr>
+        <w:ind w:left="1440" w:hanging="360"/>
+      </w:pPr>
+    </w:lvl>
+    <w:lvl w:ilvl="2" w:tplc="0409001B" w:tentative="1">
+      <w:start w:val="1"/>
+      <w:numFmt w:val="lowerRoman"/>
+      <w:lvlText w:val="%3."/>
+      <w:lvlJc w:val="right"/>
+      <w:pPr>
+        <w:ind w:left="2160" w:hanging="180"/>
+      </w:pPr>
+    </w:lvl>
+    <w:lvl w:ilvl="3" w:tplc="0409000F" w:tentative="1">
+      <w:start w:val="1"/>
+      <w:numFmt w:val="decimal"/>
+      <w:lvlText w:val="%4."/>
+      <w:lvlJc w:val="left"/>
+      <w:pPr>
+        <w:ind w:left="2880" w:hanging="360"/>
+      </w:pPr>
+    </w:lvl>
+    <w:lvl w:ilvl="4" w:tplc="04090019" w:tentative="1">
+      <w:start w:val="1"/>
+      <w:numFmt w:val="lowerLetter"/>
+      <w:lvlText w:val="%5."/>
+      <w:lvlJc w:val="left"/>
+      <w:pPr>
+        <w:ind w:left="3600" w:hanging="360"/>
+      </w:pPr>
+    </w:lvl>
+    <w:lvl w:ilvl="5" w:tplc="0409001B" w:tentative="1">
+      <w:start w:val="1"/>
+      <w:numFmt w:val="lowerRoman"/>
+      <w:lvlText w:val="%6."/>
+      <w:lvlJc w:val="right"/>
+      <w:pPr>
+        <w:ind w:left="4320" w:hanging="180"/>
+      </w:pPr>
+    </w:lvl>
+    <w:lvl w:ilvl="6" w:tplc="0409000F" w:tentative="1">
+      <w:start w:val="1"/>
+      <w:numFmt w:val="decimal"/>
+      <w:lvlText w:val="%7."/>
+      <w:lvlJc w:val="left"/>
+      <w:pPr>
+        <w:ind w:left="5040" w:hanging="360"/>
+      </w:pPr>
+    </w:lvl>
+    <w:lvl w:ilvl="7" w:tplc="04090019" w:tentative="1">
+      <w:start w:val="1"/>
+      <w:numFmt w:val="lowerLetter"/>
+      <w:lvlText w:val="%8."/>
+      <w:lvlJc w:val="left"/>
+      <w:pPr>
+        <w:ind w:left="5760" w:hanging="360"/>
+      </w:pPr>
+    </w:lvl>
+    <w:lvl w:ilvl="8" w:tplc="0409001B" w:tentative="1">
+      <w:start w:val="1"/>
+      <w:numFmt w:val="lowerRoman"/>
+      <w:lvlText w:val="%9."/>
+      <w:lvlJc w:val="right"/>
+      <w:pPr>
+        <w:ind w:left="6480" w:hanging="180"/>
+      </w:pPr>
+    </w:lvl>
+  </w:abstractNum>
+  <w:abstractNum w:abstractNumId="7" w15:restartNumberingAfterBreak="0">
+    <w:nsid w:val="665F0958"/>
+    <w:multiLevelType w:val="hybridMultilevel"/>
+    <w:tmpl w:val="6D2837F4"/>
+    <w:lvl w:ilvl="0" w:tplc="F53CBBDA">
+      <w:start w:val="1"/>
+      <w:numFmt w:val="decimal"/>
+      <w:lvlText w:val="%1."/>
+      <w:lvlJc w:val="left"/>
+      <w:pPr>
+        <w:ind w:left="279"/>
+      </w:pPr>
+      <w:rPr>
+        <w:rFonts w:ascii="Cambria" w:eastAsia="Cambria" w:hAnsi="Cambria" w:cs="Cambria"/>
+        <w:b w:val="0"/>
+        <w:i w:val="0"/>
+        <w:strike w:val="0"/>
+        <w:dstrike w:val="0"/>
+        <w:color w:val="000000"/>
+        <w:sz w:val="22"/>
+        <w:szCs w:val="22"/>
+        <w:u w:val="none" w:color="000000"/>
+        <w:bdr w:val="none" w:sz="0" w:space="0" w:color="auto"/>
+        <w:shd w:val="clear" w:color="auto" w:fill="auto"/>
+        <w:vertAlign w:val="baseline"/>
+      </w:rPr>
+    </w:lvl>
+    <w:lvl w:ilvl="1" w:tplc="20388E96">
+      <w:start w:val="1"/>
+      <w:numFmt w:val="lowerLetter"/>
+      <w:lvlText w:val="(%2)"/>
+      <w:lvlJc w:val="left"/>
+      <w:pPr>
+        <w:ind w:left="766"/>
+      </w:pPr>
+      <w:rPr>
+        <w:rFonts w:ascii="Cambria" w:eastAsia="Cambria" w:hAnsi="Cambria" w:cs="Cambria"/>
+        <w:b w:val="0"/>
+        <w:i w:val="0"/>
+        <w:strike w:val="0"/>
+        <w:dstrike w:val="0"/>
+        <w:color w:val="000000"/>
+        <w:sz w:val="22"/>
+        <w:szCs w:val="22"/>
+        <w:u w:val="none" w:color="000000"/>
+        <w:bdr w:val="none" w:sz="0" w:space="0" w:color="auto"/>
+        <w:shd w:val="clear" w:color="auto" w:fill="auto"/>
+        <w:vertAlign w:val="baseline"/>
+      </w:rPr>
+    </w:lvl>
+    <w:lvl w:ilvl="2" w:tplc="96385038">
+      <w:start w:val="1"/>
+      <w:numFmt w:val="lowerRoman"/>
+      <w:lvlText w:val="%3"/>
+      <w:lvlJc w:val="left"/>
+      <w:pPr>
+        <w:ind w:left="1446"/>
+      </w:pPr>
+      <w:rPr>
+        <w:rFonts w:ascii="Cambria" w:eastAsia="Cambria" w:hAnsi="Cambria" w:cs="Cambria"/>
+        <w:b w:val="0"/>
+        <w:i w:val="0"/>
+        <w:strike w:val="0"/>
+        <w:dstrike w:val="0"/>
+        <w:color w:val="000000"/>
+        <w:sz w:val="22"/>
+        <w:szCs w:val="22"/>
+        <w:u w:val="none" w:color="000000"/>
+        <w:bdr w:val="none" w:sz="0" w:space="0" w:color="auto"/>
+        <w:shd w:val="clear" w:color="auto" w:fill="auto"/>
+        <w:vertAlign w:val="baseline"/>
+      </w:rPr>
+    </w:lvl>
+    <w:lvl w:ilvl="3" w:tplc="F8382DC8">
+      <w:start w:val="1"/>
+      <w:numFmt w:val="decimal"/>
+      <w:lvlText w:val="%4"/>
+      <w:lvlJc w:val="left"/>
+      <w:pPr>
+        <w:ind w:left="2166"/>
+      </w:pPr>
+      <w:rPr>
+        <w:rFonts w:ascii="Cambria" w:eastAsia="Cambria" w:hAnsi="Cambria" w:cs="Cambria"/>
+        <w:b w:val="0"/>
+        <w:i w:val="0"/>
+        <w:strike w:val="0"/>
+        <w:dstrike w:val="0"/>
+        <w:color w:val="000000"/>
+        <w:sz w:val="22"/>
+        <w:szCs w:val="22"/>
+        <w:u w:val="none" w:color="000000"/>
+        <w:bdr w:val="none" w:sz="0" w:space="0" w:color="auto"/>
+        <w:shd w:val="clear" w:color="auto" w:fill="auto"/>
+        <w:vertAlign w:val="baseline"/>
+      </w:rPr>
+    </w:lvl>
+    <w:lvl w:ilvl="4" w:tplc="9F2604F0">
+      <w:start w:val="1"/>
+      <w:numFmt w:val="lowerLetter"/>
+      <w:lvlText w:val="%5"/>
+      <w:lvlJc w:val="left"/>
+      <w:pPr>
+        <w:ind w:left="2886"/>
+      </w:pPr>
+      <w:rPr>
+        <w:rFonts w:ascii="Cambria" w:eastAsia="Cambria" w:hAnsi="Cambria" w:cs="Cambria"/>
+        <w:b w:val="0"/>
+        <w:i w:val="0"/>
+        <w:strike w:val="0"/>
+        <w:dstrike w:val="0"/>
+        <w:color w:val="000000"/>
+        <w:sz w:val="22"/>
+        <w:szCs w:val="22"/>
+        <w:u w:val="none" w:color="000000"/>
+        <w:bdr w:val="none" w:sz="0" w:space="0" w:color="auto"/>
+        <w:shd w:val="clear" w:color="auto" w:fill="auto"/>
+        <w:vertAlign w:val="baseline"/>
+      </w:rPr>
+    </w:lvl>
+    <w:lvl w:ilvl="5" w:tplc="C46292C8">
+      <w:start w:val="1"/>
+      <w:numFmt w:val="lowerRoman"/>
+      <w:lvlText w:val="%6"/>
+      <w:lvlJc w:val="left"/>
+      <w:pPr>
+        <w:ind w:left="3606"/>
+      </w:pPr>
+      <w:rPr>
+        <w:rFonts w:ascii="Cambria" w:eastAsia="Cambria" w:hAnsi="Cambria" w:cs="Cambria"/>
+        <w:b w:val="0"/>
+        <w:i w:val="0"/>
+        <w:strike w:val="0"/>
+        <w:dstrike w:val="0"/>
+        <w:color w:val="000000"/>
+        <w:sz w:val="22"/>
+        <w:szCs w:val="22"/>
+        <w:u w:val="none" w:color="000000"/>
+        <w:bdr w:val="none" w:sz="0" w:space="0" w:color="auto"/>
+        <w:shd w:val="clear" w:color="auto" w:fill="auto"/>
+        <w:vertAlign w:val="baseline"/>
+      </w:rPr>
+    </w:lvl>
+    <w:lvl w:ilvl="6" w:tplc="8306211C">
+      <w:start w:val="1"/>
+      <w:numFmt w:val="decimal"/>
+      <w:lvlText w:val="%7"/>
+      <w:lvlJc w:val="left"/>
+      <w:pPr>
+        <w:ind w:left="4326"/>
+      </w:pPr>
+      <w:rPr>
+        <w:rFonts w:ascii="Cambria" w:eastAsia="Cambria" w:hAnsi="Cambria" w:cs="Cambria"/>
+        <w:b w:val="0"/>
+        <w:i w:val="0"/>
+        <w:strike w:val="0"/>
+        <w:dstrike w:val="0"/>
+        <w:color w:val="000000"/>
+        <w:sz w:val="22"/>
+        <w:szCs w:val="22"/>
+        <w:u w:val="none" w:color="000000"/>
+        <w:bdr w:val="none" w:sz="0" w:space="0" w:color="auto"/>
+        <w:shd w:val="clear" w:color="auto" w:fill="auto"/>
+        <w:vertAlign w:val="baseline"/>
+      </w:rPr>
+    </w:lvl>
+    <w:lvl w:ilvl="7" w:tplc="883CC4E0">
+      <w:start w:val="1"/>
+      <w:numFmt w:val="lowerLetter"/>
+      <w:lvlText w:val="%8"/>
+      <w:lvlJc w:val="left"/>
+      <w:pPr>
+        <w:ind w:left="5046"/>
+      </w:pPr>
+      <w:rPr>
+        <w:rFonts w:ascii="Cambria" w:eastAsia="Cambria" w:hAnsi="Cambria" w:cs="Cambria"/>
+        <w:b w:val="0"/>
+        <w:i w:val="0"/>
+        <w:strike w:val="0"/>
+        <w:dstrike w:val="0"/>
+        <w:color w:val="000000"/>
+        <w:sz w:val="22"/>
+        <w:szCs w:val="22"/>
+        <w:u w:val="none" w:color="000000"/>
+        <w:bdr w:val="none" w:sz="0" w:space="0" w:color="auto"/>
+        <w:shd w:val="clear" w:color="auto" w:fill="auto"/>
+        <w:vertAlign w:val="baseline"/>
+      </w:rPr>
+    </w:lvl>
+    <w:lvl w:ilvl="8" w:tplc="5A5E5526">
+      <w:start w:val="1"/>
+      <w:numFmt w:val="lowerRoman"/>
+      <w:lvlText w:val="%9"/>
+      <w:lvlJc w:val="left"/>
+      <w:pPr>
+        <w:ind w:left="5766"/>
+      </w:pPr>
+      <w:rPr>
+        <w:rFonts w:ascii="Cambria" w:eastAsia="Cambria" w:hAnsi="Cambria" w:cs="Cambria"/>
+        <w:b w:val="0"/>
+        <w:i w:val="0"/>
+        <w:strike w:val="0"/>
+        <w:dstrike w:val="0"/>
+        <w:color w:val="000000"/>
+        <w:sz w:val="22"/>
+        <w:szCs w:val="22"/>
+        <w:u w:val="none" w:color="000000"/>
+        <w:bdr w:val="none" w:sz="0" w:space="0" w:color="auto"/>
+        <w:shd w:val="clear" w:color="auto" w:fill="auto"/>
+        <w:vertAlign w:val="baseline"/>
+      </w:rPr>
+    </w:lvl>
+  </w:abstractNum>
+  <w:abstractNum w:abstractNumId="8" w15:restartNumberingAfterBreak="0">
+    <w:nsid w:val="67AC6C93"/>
+    <w:multiLevelType w:val="hybridMultilevel"/>
+    <w:tmpl w:val="03820880"/>
+    <w:lvl w:ilvl="0" w:tplc="77965778">
+      <w:start w:val="1"/>
+      <w:numFmt w:val="decimal"/>
+      <w:lvlText w:val="(%1)"/>
+      <w:lvlJc w:val="left"/>
+      <w:pPr>
+        <w:ind w:left="720" w:hanging="360"/>
+      </w:pPr>
+      <w:rPr>
+        <w:rFonts w:hint="default"/>
+      </w:rPr>
+    </w:lvl>
+    <w:lvl w:ilvl="1" w:tplc="04090019" w:tentative="1">
+      <w:start w:val="1"/>
+      <w:numFmt w:val="lowerLetter"/>
+      <w:lvlText w:val="%2."/>
+      <w:lvlJc w:val="left"/>
+      <w:pPr>
+        <w:ind w:left="1440" w:hanging="360"/>
+      </w:pPr>
+    </w:lvl>
+    <w:lvl w:ilvl="2" w:tplc="0409001B" w:tentative="1">
+      <w:start w:val="1"/>
+      <w:numFmt w:val="lowerRoman"/>
+      <w:lvlText w:val="%3."/>
+      <w:lvlJc w:val="right"/>
+      <w:pPr>
+        <w:ind w:left="2160" w:hanging="180"/>
+      </w:pPr>
+    </w:lvl>
+    <w:lvl w:ilvl="3" w:tplc="0409000F" w:tentative="1">
+      <w:start w:val="1"/>
+      <w:numFmt w:val="decimal"/>
+      <w:lvlText w:val="%4."/>
+      <w:lvlJc w:val="left"/>
+      <w:pPr>
+        <w:ind w:left="2880" w:hanging="360"/>
+      </w:pPr>
+    </w:lvl>
+    <w:lvl w:ilvl="4" w:tplc="04090019" w:tentative="1">
+      <w:start w:val="1"/>
+      <w:numFmt w:val="lowerLetter"/>
+      <w:lvlText w:val="%5."/>
+      <w:lvlJc w:val="left"/>
+      <w:pPr>
+        <w:ind w:left="3600" w:hanging="360"/>
+      </w:pPr>
+    </w:lvl>
+    <w:lvl w:ilvl="5" w:tplc="0409001B" w:tentative="1">
+      <w:start w:val="1"/>
+      <w:numFmt w:val="lowerRoman"/>
+      <w:lvlText w:val="%6."/>
+      <w:lvlJc w:val="right"/>
+      <w:pPr>
+        <w:ind w:left="4320" w:hanging="180"/>
+      </w:pPr>
+    </w:lvl>
+    <w:lvl w:ilvl="6" w:tplc="0409000F" w:tentative="1">
+      <w:start w:val="1"/>
+      <w:numFmt w:val="decimal"/>
+      <w:lvlText w:val="%7."/>
+      <w:lvlJc w:val="left"/>
+      <w:pPr>
+        <w:ind w:left="5040" w:hanging="360"/>
+      </w:pPr>
+    </w:lvl>
+    <w:lvl w:ilvl="7" w:tplc="04090019" w:tentative="1">
+      <w:start w:val="1"/>
+      <w:numFmt w:val="lowerLetter"/>
+      <w:lvlText w:val="%8."/>
+      <w:lvlJc w:val="left"/>
+      <w:pPr>
+        <w:ind w:left="5760" w:hanging="360"/>
+      </w:pPr>
+    </w:lvl>
+    <w:lvl w:ilvl="8" w:tplc="0409001B" w:tentative="1">
+      <w:start w:val="1"/>
+      <w:numFmt w:val="lowerRoman"/>
+      <w:lvlText w:val="%9."/>
+      <w:lvlJc w:val="right"/>
+      <w:pPr>
+        <w:ind w:left="6480" w:hanging="180"/>
+      </w:pPr>
+    </w:lvl>
+  </w:abstractNum>
+  <w:abstractNum w:abstractNumId="9" w15:restartNumberingAfterBreak="0">
+    <w:nsid w:val="69C03F50"/>
+    <w:multiLevelType w:val="multilevel"/>
+    <w:tmpl w:val="4DB68D70"/>
+    <w:lvl w:ilvl="0">
+      <w:start w:val="1"/>
+      <w:numFmt w:val="bullet"/>
+      <w:lvlText w:val=""/>
+      <w:lvlJc w:val="left"/>
+      <w:pPr>
+        <w:tabs>
+          <w:tab w:val="num" w:pos="0"/>
+        </w:tabs>
+        <w:ind w:left="720" w:hanging="360"/>
+      </w:pPr>
+      <w:rPr>
+        <w:rFonts w:ascii="Symbol" w:hAnsi="Symbol" w:cs="Symbol" w:hint="default"/>
+      </w:rPr>
+    </w:lvl>
+    <w:lvl w:ilvl="1">
+      <w:start w:val="1"/>
+      <w:numFmt w:val="bullet"/>
+      <w:lvlText w:val="o"/>
+      <w:lvlJc w:val="left"/>
+      <w:pPr>
+        <w:tabs>
+          <w:tab w:val="num" w:pos="0"/>
+        </w:tabs>
+        <w:ind w:left="1440" w:hanging="360"/>
+      </w:pPr>
+      <w:rPr>
+        <w:rFonts w:ascii="Courier New" w:hAnsi="Courier New" w:cs="Courier New" w:hint="default"/>
+      </w:rPr>
+    </w:lvl>
+    <w:lvl w:ilvl="2">
+      <w:start w:val="1"/>
+      <w:numFmt w:val="bullet"/>
+      <w:lvlText w:val=""/>
+      <w:lvlJc w:val="left"/>
+      <w:pPr>
+        <w:tabs>
+          <w:tab w:val="num" w:pos="0"/>
+        </w:tabs>
+        <w:ind w:left="2160" w:hanging="360"/>
+      </w:pPr>
+      <w:rPr>
+        <w:rFonts w:ascii="Wingdings" w:hAnsi="Wingdings" w:cs="Wingdings" w:hint="default"/>
+      </w:rPr>
+    </w:lvl>
+    <w:lvl w:ilvl="3">
+      <w:start w:val="1"/>
+      <w:numFmt w:val="bullet"/>
+      <w:lvlText w:val=""/>
+      <w:lvlJc w:val="left"/>
+      <w:pPr>
+        <w:tabs>
+          <w:tab w:val="num" w:pos="0"/>
+        </w:tabs>
+        <w:ind w:left="2880" w:hanging="360"/>
+      </w:pPr>
+      <w:rPr>
+        <w:rFonts w:ascii="Symbol" w:hAnsi="Symbol" w:cs="Symbol" w:hint="default"/>
+      </w:rPr>
+    </w:lvl>
+    <w:lvl w:ilvl="4">
+      <w:start w:val="1"/>
+      <w:numFmt w:val="bullet"/>
+      <w:lvlText w:val="o"/>
+      <w:lvlJc w:val="left"/>
+      <w:pPr>
+        <w:tabs>
+          <w:tab w:val="num" w:pos="0"/>
+        </w:tabs>
+        <w:ind w:left="3600" w:hanging="360"/>
+      </w:pPr>
+      <w:rPr>
+        <w:rFonts w:ascii="Courier New" w:hAnsi="Courier New" w:cs="Courier New" w:hint="default"/>
+      </w:rPr>
+    </w:lvl>
+    <w:lvl w:ilvl="5">
+      <w:start w:val="1"/>
+      <w:numFmt w:val="bullet"/>
+      <w:lvlText w:val=""/>
+      <w:lvlJc w:val="left"/>
+      <w:pPr>
+        <w:tabs>
+          <w:tab w:val="num" w:pos="0"/>
+        </w:tabs>
+        <w:ind w:left="4320" w:hanging="360"/>
+      </w:pPr>
+      <w:rPr>
+        <w:rFonts w:ascii="Wingdings" w:hAnsi="Wingdings" w:cs="Wingdings" w:hint="default"/>
+      </w:rPr>
+    </w:lvl>
+    <w:lvl w:ilvl="6">
+      <w:start w:val="1"/>
+      <w:numFmt w:val="bullet"/>
+      <w:lvlText w:val=""/>
+      <w:lvlJc w:val="left"/>
+      <w:pPr>
+        <w:tabs>
+          <w:tab w:val="num" w:pos="0"/>
+        </w:tabs>
+        <w:ind w:left="5040" w:hanging="360"/>
+      </w:pPr>
+      <w:rPr>
+        <w:rFonts w:ascii="Symbol" w:hAnsi="Symbol" w:cs="Symbol" w:hint="default"/>
+      </w:rPr>
+    </w:lvl>
+    <w:lvl w:ilvl="7">
+      <w:start w:val="1"/>
+      <w:numFmt w:val="bullet"/>
+      <w:lvlText w:val="o"/>
+      <w:lvlJc w:val="left"/>
+      <w:pPr>
+        <w:tabs>
+          <w:tab w:val="num" w:pos="0"/>
+        </w:tabs>
+        <w:ind w:left="5760" w:hanging="360"/>
+      </w:pPr>
+      <w:rPr>
+        <w:rFonts w:ascii="Courier New" w:hAnsi="Courier New" w:cs="Courier New" w:hint="default"/>
+      </w:rPr>
+    </w:lvl>
+    <w:lvl w:ilvl="8">
+      <w:start w:val="1"/>
+      <w:numFmt w:val="bullet"/>
+      <w:lvlText w:val=""/>
+      <w:lvlJc w:val="left"/>
+      <w:pPr>
+        <w:tabs>
+          <w:tab w:val="num" w:pos="0"/>
+        </w:tabs>
+        <w:ind w:left="6480" w:hanging="360"/>
+      </w:pPr>
+      <w:rPr>
+        <w:rFonts w:ascii="Wingdings" w:hAnsi="Wingdings" w:cs="Wingdings" w:hint="default"/>
+      </w:rPr>
+    </w:lvl>
+  </w:abstractNum>
+  <w:num w:numId="1" w16cid:durableId="1006979549">
+    <w:abstractNumId w:val="7"/>
+  </w:num>
+  <w:num w:numId="2" w16cid:durableId="960041468">
+    <w:abstractNumId w:val="9"/>
+  </w:num>
+  <w:num w:numId="3" w16cid:durableId="1371570120">
+    <w:abstractNumId w:val="6"/>
+  </w:num>
+  <w:num w:numId="4" w16cid:durableId="751271149">
+    <w:abstractNumId w:val="4"/>
+  </w:num>
+  <w:num w:numId="5" w16cid:durableId="500127801">
+    <w:abstractNumId w:val="1"/>
+  </w:num>
+  <w:num w:numId="6" w16cid:durableId="1132791376">
+    <w:abstractNumId w:val="0"/>
+  </w:num>
+  <w:num w:numId="7" w16cid:durableId="1797718372">
+    <w:abstractNumId w:val="3"/>
+  </w:num>
+  <w:num w:numId="8" w16cid:durableId="2087846382">
+    <w:abstractNumId w:val="5"/>
+  </w:num>
+  <w:num w:numId="9" w16cid:durableId="362942865">
+    <w:abstractNumId w:val="2"/>
+  </w:num>
+  <w:num w:numId="10" w16cid:durableId="1640067457">
+    <w:abstractNumId w:val="8"/>
+  </w:num>
+</w:numbering>
 </file>
 
 <file path=word/styles.xml><?xml version="1.0" encoding="utf-8"?>
@@ -987,15 +3411,14 @@
     <w:name w:val="Normal"/>
     <w:qFormat/>
     <w:pPr>
-      <w:spacing w:after="188" w:line="267" w:lineRule="auto"/>
+      <w:spacing w:after="178" w:line="256" w:lineRule="auto"/>
       <w:ind w:left="290" w:hanging="289"/>
       <w:jc w:val="both"/>
     </w:pPr>
     <w:rPr>
-      <w:rFonts w:ascii="Cambria" w:eastAsia="Cambria" w:hAnsi="Cambria" w:cs="Times New Roman"/>
+      <w:rFonts w:ascii="Cambria" w:eastAsia="Cambria" w:hAnsi="Cambria" w:cs="Cambria"/>
       <w:color w:val="000000"/>
       <w:sz w:val="22"/>
-      <w:lang w:val="en" w:eastAsia="en"/>
     </w:rPr>
   </w:style>
   <w:style w:type="paragraph" w:styleId="Heading1">
@@ -1015,6 +3438,29 @@
       <w:rFonts w:ascii="Cambria" w:eastAsia="Cambria" w:hAnsi="Cambria" w:cs="Cambria"/>
       <w:color w:val="000000"/>
       <w:sz w:val="34"/>
+    </w:rPr>
+  </w:style>
+  <w:style w:type="paragraph" w:styleId="Heading2">
+    <w:name w:val="heading 2"/>
+    <w:basedOn w:val="Normal"/>
+    <w:next w:val="Normal"/>
+    <w:link w:val="Heading2Char"/>
+    <w:uiPriority w:val="9"/>
+    <w:semiHidden/>
+    <w:unhideWhenUsed/>
+    <w:qFormat/>
+    <w:rsid w:val="00B15E15"/>
+    <w:pPr>
+      <w:keepNext/>
+      <w:keepLines/>
+      <w:spacing w:before="40" w:after="0"/>
+      <w:outlineLvl w:val="1"/>
+    </w:pPr>
+    <w:rPr>
+      <w:rFonts w:asciiTheme="majorHAnsi" w:eastAsiaTheme="majorEastAsia" w:hAnsiTheme="majorHAnsi" w:cstheme="majorBidi"/>
+      <w:color w:val="0F4761" w:themeColor="accent1" w:themeShade="BF"/>
+      <w:sz w:val="26"/>
+      <w:szCs w:val="26"/>
     </w:rPr>
   </w:style>
   <w:style w:type="character" w:default="1" w:styleId="DefaultParagraphFont">
@@ -1053,12 +3499,122 @@
       <w:sz w:val="34"/>
     </w:rPr>
   </w:style>
+  <w:style w:type="paragraph" w:styleId="ListParagraph">
+    <w:name w:val="List Paragraph"/>
+    <w:basedOn w:val="Normal"/>
+    <w:uiPriority w:val="34"/>
+    <w:qFormat/>
+    <w:rsid w:val="009F734C"/>
+    <w:pPr>
+      <w:widowControl w:val="0"/>
+      <w:suppressAutoHyphens/>
+      <w:spacing w:after="0" w:line="240" w:lineRule="auto"/>
+      <w:ind w:left="0" w:firstLine="0"/>
+      <w:jc w:val="left"/>
+    </w:pPr>
+    <w:rPr>
+      <w:rFonts w:ascii="Courier New" w:eastAsia="Courier New" w:hAnsi="Courier New" w:cs="Courier New"/>
+      <w:color w:val="auto"/>
+      <w:kern w:val="0"/>
+      <w:szCs w:val="22"/>
+      <w:lang w:eastAsia="en-US"/>
+      <w14:ligatures w14:val="none"/>
+    </w:rPr>
+  </w:style>
+  <w:style w:type="paragraph" w:styleId="NormalWeb">
+    <w:name w:val="Normal (Web)"/>
+    <w:basedOn w:val="Normal"/>
+    <w:uiPriority w:val="99"/>
+    <w:unhideWhenUsed/>
+    <w:rsid w:val="009F734C"/>
+    <w:pPr>
+      <w:spacing w:before="100" w:beforeAutospacing="1" w:after="100" w:afterAutospacing="1" w:line="240" w:lineRule="auto"/>
+      <w:ind w:left="0" w:firstLine="0"/>
+      <w:jc w:val="left"/>
+    </w:pPr>
+    <w:rPr>
+      <w:rFonts w:ascii="Times New Roman" w:eastAsia="Times New Roman" w:hAnsi="Times New Roman" w:cs="Times New Roman"/>
+      <w:color w:val="auto"/>
+      <w:kern w:val="0"/>
+      <w:sz w:val="24"/>
+      <w:lang w:eastAsia="en-US"/>
+      <w14:ligatures w14:val="none"/>
+    </w:rPr>
+  </w:style>
+  <w:style w:type="paragraph" w:styleId="Header">
+    <w:name w:val="header"/>
+    <w:basedOn w:val="Normal"/>
+    <w:link w:val="HeaderChar"/>
+    <w:uiPriority w:val="99"/>
+    <w:unhideWhenUsed/>
+    <w:rsid w:val="00B80FAE"/>
+    <w:pPr>
+      <w:tabs>
+        <w:tab w:val="center" w:pos="4680"/>
+        <w:tab w:val="right" w:pos="9360"/>
+      </w:tabs>
+      <w:spacing w:after="0" w:line="240" w:lineRule="auto"/>
+    </w:pPr>
+  </w:style>
+  <w:style w:type="character" w:customStyle="1" w:styleId="HeaderChar">
+    <w:name w:val="Header Char"/>
+    <w:basedOn w:val="DefaultParagraphFont"/>
+    <w:link w:val="Header"/>
+    <w:uiPriority w:val="99"/>
+    <w:rsid w:val="00B80FAE"/>
+    <w:rPr>
+      <w:rFonts w:ascii="Cambria" w:eastAsia="Cambria" w:hAnsi="Cambria" w:cs="Cambria"/>
+      <w:color w:val="000000"/>
+      <w:sz w:val="22"/>
+    </w:rPr>
+  </w:style>
+  <w:style w:type="paragraph" w:styleId="Footer">
+    <w:name w:val="footer"/>
+    <w:basedOn w:val="Normal"/>
+    <w:link w:val="FooterChar"/>
+    <w:uiPriority w:val="99"/>
+    <w:unhideWhenUsed/>
+    <w:rsid w:val="00B80FAE"/>
+    <w:pPr>
+      <w:tabs>
+        <w:tab w:val="center" w:pos="4680"/>
+        <w:tab w:val="right" w:pos="9360"/>
+      </w:tabs>
+      <w:spacing w:after="0" w:line="240" w:lineRule="auto"/>
+    </w:pPr>
+  </w:style>
+  <w:style w:type="character" w:customStyle="1" w:styleId="FooterChar">
+    <w:name w:val="Footer Char"/>
+    <w:basedOn w:val="DefaultParagraphFont"/>
+    <w:link w:val="Footer"/>
+    <w:uiPriority w:val="99"/>
+    <w:rsid w:val="00B80FAE"/>
+    <w:rPr>
+      <w:rFonts w:ascii="Cambria" w:eastAsia="Cambria" w:hAnsi="Cambria" w:cs="Cambria"/>
+      <w:color w:val="000000"/>
+      <w:sz w:val="22"/>
+    </w:rPr>
+  </w:style>
+  <w:style w:type="character" w:customStyle="1" w:styleId="Heading2Char">
+    <w:name w:val="Heading 2 Char"/>
+    <w:basedOn w:val="DefaultParagraphFont"/>
+    <w:link w:val="Heading2"/>
+    <w:uiPriority w:val="9"/>
+    <w:semiHidden/>
+    <w:rsid w:val="00B15E15"/>
+    <w:rPr>
+      <w:rFonts w:asciiTheme="majorHAnsi" w:eastAsiaTheme="majorEastAsia" w:hAnsiTheme="majorHAnsi" w:cstheme="majorBidi"/>
+      <w:color w:val="0F4761" w:themeColor="accent1" w:themeShade="BF"/>
+      <w:sz w:val="26"/>
+      <w:szCs w:val="26"/>
+    </w:rPr>
+  </w:style>
   <w:style w:type="character" w:styleId="PlaceholderText">
     <w:name w:val="Placeholder Text"/>
     <w:basedOn w:val="DefaultParagraphFont"/>
     <w:uiPriority w:val="99"/>
     <w:semiHidden/>
-    <w:rsid w:val="00566D07"/>
+    <w:rsid w:val="00B15E15"/>
     <w:rPr>
       <w:color w:val="666666"/>
     </w:rPr>

--- a/teaching/2026Summer/5070/HW/3.docx
+++ b/teaching/2026Summer/5070/HW/3.docx
@@ -112,17 +112,7 @@
           <w:lang w:eastAsia="en-US"/>
           <w14:ligatures w14:val="none"/>
         </w:rPr>
-        <w:t>Q-1:  Given the binary string</w:t>
-      </w:r>
-      <w:r>
-        <w:rPr>
-          <w:rFonts w:ascii="Times New Roman" w:eastAsia="Courier New" w:hAnsi="Times New Roman" w:cs="Times New Roman"/>
-          <w:color w:val="auto"/>
-          <w:kern w:val="0"/>
-          <w:lang w:eastAsia="en-US"/>
-          <w14:ligatures w14:val="none"/>
-        </w:rPr>
-        <w:t xml:space="preserve"> </w:t>
+        <w:t xml:space="preserve">Q-1:  Given the binary string </w:t>
       </w:r>
       <m:oMath>
         <m:sSubSup>
@@ -197,6 +187,32 @@
     </w:p>
     <w:p>
       <w:pPr>
+        <w:ind w:left="0" w:firstLine="0"/>
+        <w:rPr>
+          <w:rFonts w:ascii="Arial" w:eastAsia="Times New Roman" w:hAnsi="Arial" w:cs="Arial"/>
+          <w:color w:val="000000" w:themeColor="text1"/>
+          <w:szCs w:val="22"/>
+        </w:rPr>
+      </w:pPr>
+    </w:p>
+    <w:p>
+      <w:pPr>
+        <w:ind w:left="0" w:firstLine="0"/>
+        <w:rPr>
+          <w:rFonts w:ascii="Arial" w:eastAsia="Times New Roman" w:hAnsi="Arial" w:cs="Arial"/>
+          <w:color w:val="0070C0"/>
+        </w:rPr>
+      </w:pPr>
+      <w:r>
+        <w:rPr>
+          <w:rFonts w:ascii="Arial" w:eastAsia="Times New Roman" w:hAnsi="Arial" w:cs="Arial"/>
+          <w:color w:val="0070C0"/>
+        </w:rPr>
+        <w:t>Answer:</w:t>
+      </w:r>
+    </w:p>
+    <w:p>
+      <w:pPr>
         <w:tabs>
           <w:tab w:val="left" w:pos="2105"/>
         </w:tabs>
@@ -211,7 +227,13 @@
           <w14:ligatures w14:val="none"/>
         </w:rPr>
       </w:pPr>
-      <w:r>
+    </w:p>
+    <w:p>
+      <w:pPr>
+        <w:tabs>
+          <w:tab w:val="left" w:pos="2105"/>
+        </w:tabs>
+        <w:ind w:left="0" w:firstLine="0"/>
         <w:rPr>
           <w:rFonts w:ascii="Times New Roman" w:eastAsia="Courier New" w:hAnsi="Times New Roman" w:cs="Times New Roman"/>
           <w:color w:val="auto"/>
@@ -221,6 +243,17 @@
           <w:lang w:eastAsia="en-US"/>
           <w14:ligatures w14:val="none"/>
         </w:rPr>
+      </w:pPr>
+      <w:r>
+        <w:rPr>
+          <w:rFonts w:ascii="Times New Roman" w:eastAsia="Courier New" w:hAnsi="Times New Roman" w:cs="Times New Roman"/>
+          <w:color w:val="auto"/>
+          <w:kern w:val="0"/>
+          <w:sz w:val="26"/>
+          <w:szCs w:val="26"/>
+          <w:lang w:eastAsia="en-US"/>
+          <w14:ligatures w14:val="none"/>
+        </w:rPr>
         <w:tab/>
       </w:r>
     </w:p>
@@ -283,6 +316,66 @@
         </w:rPr>
         <w:t>Q-2: Calculate the number of different combinations that can be ordered from a restaurant that allow humans to order exactly two of eight main dishes as part of the dinner special.  SHOW LOGICAL STEPS</w:t>
       </w:r>
+    </w:p>
+    <w:p>
+      <w:pPr>
+        <w:ind w:left="0" w:firstLine="0"/>
+        <w:rPr>
+          <w:rFonts w:ascii="Arial" w:eastAsia="Times New Roman" w:hAnsi="Arial" w:cs="Arial"/>
+          <w:color w:val="000000" w:themeColor="text1"/>
+          <w:szCs w:val="22"/>
+        </w:rPr>
+      </w:pPr>
+    </w:p>
+    <w:p>
+      <w:pPr>
+        <w:ind w:left="0" w:firstLine="0"/>
+        <w:rPr>
+          <w:rFonts w:ascii="Arial" w:eastAsia="Times New Roman" w:hAnsi="Arial" w:cs="Arial"/>
+          <w:color w:val="0070C0"/>
+        </w:rPr>
+      </w:pPr>
+      <w:r>
+        <w:rPr>
+          <w:rFonts w:ascii="Arial" w:eastAsia="Times New Roman" w:hAnsi="Arial" w:cs="Arial"/>
+          <w:color w:val="0070C0"/>
+        </w:rPr>
+        <w:t>Answer:</w:t>
+      </w:r>
+    </w:p>
+    <w:p>
+      <w:pPr>
+        <w:tabs>
+          <w:tab w:val="left" w:pos="2105"/>
+        </w:tabs>
+        <w:ind w:left="0" w:firstLine="0"/>
+        <w:rPr>
+          <w:rFonts w:ascii="Times New Roman" w:eastAsia="Courier New" w:hAnsi="Times New Roman" w:cs="Times New Roman"/>
+          <w:color w:val="auto"/>
+          <w:kern w:val="0"/>
+          <w:sz w:val="26"/>
+          <w:szCs w:val="26"/>
+          <w:lang w:eastAsia="en-US"/>
+          <w14:ligatures w14:val="none"/>
+        </w:rPr>
+      </w:pPr>
+    </w:p>
+    <w:p>
+      <w:pPr>
+        <w:tabs>
+          <w:tab w:val="left" w:pos="2105"/>
+        </w:tabs>
+        <w:ind w:left="0" w:firstLine="0"/>
+        <w:rPr>
+          <w:rFonts w:ascii="Times New Roman" w:eastAsia="Courier New" w:hAnsi="Times New Roman" w:cs="Times New Roman"/>
+          <w:color w:val="auto"/>
+          <w:kern w:val="0"/>
+          <w:sz w:val="26"/>
+          <w:szCs w:val="26"/>
+          <w:lang w:eastAsia="en-US"/>
+          <w14:ligatures w14:val="none"/>
+        </w:rPr>
+      </w:pPr>
     </w:p>
     <w:p>
       <w:pPr>
@@ -430,6 +523,33 @@
     </w:p>
     <w:p>
       <w:pPr>
+        <w:ind w:left="0" w:firstLine="0"/>
+        <w:rPr>
+          <w:rFonts w:ascii="Arial" w:eastAsia="Times New Roman" w:hAnsi="Arial" w:cs="Arial"/>
+          <w:color w:val="000000" w:themeColor="text1"/>
+          <w:szCs w:val="22"/>
+        </w:rPr>
+      </w:pPr>
+    </w:p>
+    <w:p>
+      <w:pPr>
+        <w:ind w:left="0" w:firstLine="0"/>
+        <w:rPr>
+          <w:rFonts w:ascii="Arial" w:eastAsia="Times New Roman" w:hAnsi="Arial" w:cs="Arial"/>
+          <w:color w:val="0070C0"/>
+        </w:rPr>
+      </w:pPr>
+      <w:r>
+        <w:rPr>
+          <w:rFonts w:ascii="Arial" w:eastAsia="Times New Roman" w:hAnsi="Arial" w:cs="Arial"/>
+          <w:color w:val="0070C0"/>
+        </w:rPr>
+        <w:lastRenderedPageBreak/>
+        <w:t>Answer:</w:t>
+      </w:r>
+    </w:p>
+    <w:p>
+      <w:pPr>
         <w:tabs>
           <w:tab w:val="left" w:pos="2105"/>
         </w:tabs>
@@ -452,6 +572,39 @@
     </w:p>
     <w:p>
       <w:pPr>
+        <w:tabs>
+          <w:tab w:val="left" w:pos="2105"/>
+        </w:tabs>
+        <w:ind w:left="0" w:firstLine="0"/>
+        <w:rPr>
+          <w:rFonts w:ascii="Arial" w:eastAsia="Times New Roman" w:hAnsi="Arial" w:cs="Arial"/>
+        </w:rPr>
+      </w:pPr>
+    </w:p>
+    <w:p>
+      <w:pPr>
+        <w:tabs>
+          <w:tab w:val="left" w:pos="2105"/>
+        </w:tabs>
+        <w:ind w:left="0" w:firstLine="0"/>
+        <w:rPr>
+          <w:rFonts w:ascii="Arial" w:eastAsia="Times New Roman" w:hAnsi="Arial" w:cs="Arial"/>
+        </w:rPr>
+      </w:pPr>
+    </w:p>
+    <w:p>
+      <w:pPr>
+        <w:tabs>
+          <w:tab w:val="left" w:pos="2105"/>
+        </w:tabs>
+        <w:ind w:left="0" w:firstLine="0"/>
+        <w:rPr>
+          <w:rFonts w:ascii="Arial" w:eastAsia="Times New Roman" w:hAnsi="Arial" w:cs="Arial"/>
+        </w:rPr>
+      </w:pPr>
+    </w:p>
+    <w:p>
+      <w:pPr>
         <w:ind w:left="0" w:firstLine="0"/>
         <w:rPr>
           <w:rFonts w:ascii="Times New Roman" w:eastAsia="Courier New" w:hAnsi="Times New Roman" w:cs="Times New Roman"/>
@@ -478,6 +631,32 @@
     </w:p>
     <w:p>
       <w:pPr>
+        <w:ind w:left="0" w:firstLine="0"/>
+        <w:rPr>
+          <w:rFonts w:ascii="Arial" w:eastAsia="Times New Roman" w:hAnsi="Arial" w:cs="Arial"/>
+          <w:color w:val="000000" w:themeColor="text1"/>
+          <w:szCs w:val="22"/>
+        </w:rPr>
+      </w:pPr>
+    </w:p>
+    <w:p>
+      <w:pPr>
+        <w:ind w:left="0" w:firstLine="0"/>
+        <w:rPr>
+          <w:rFonts w:ascii="Arial" w:eastAsia="Times New Roman" w:hAnsi="Arial" w:cs="Arial"/>
+          <w:color w:val="0070C0"/>
+        </w:rPr>
+      </w:pPr>
+      <w:r>
+        <w:rPr>
+          <w:rFonts w:ascii="Arial" w:eastAsia="Times New Roman" w:hAnsi="Arial" w:cs="Arial"/>
+          <w:color w:val="0070C0"/>
+        </w:rPr>
+        <w:t>Answer:</w:t>
+      </w:r>
+    </w:p>
+    <w:p>
+      <w:pPr>
         <w:tabs>
           <w:tab w:val="left" w:pos="2105"/>
         </w:tabs>
@@ -511,6 +690,28 @@
     </w:p>
     <w:p>
       <w:pPr>
+        <w:tabs>
+          <w:tab w:val="left" w:pos="2105"/>
+        </w:tabs>
+        <w:ind w:left="0" w:firstLine="0"/>
+        <w:rPr>
+          <w:rFonts w:ascii="Arial" w:eastAsia="Times New Roman" w:hAnsi="Arial" w:cs="Arial"/>
+        </w:rPr>
+      </w:pPr>
+    </w:p>
+    <w:p>
+      <w:pPr>
+        <w:tabs>
+          <w:tab w:val="left" w:pos="2105"/>
+        </w:tabs>
+        <w:ind w:left="0" w:firstLine="0"/>
+        <w:rPr>
+          <w:rFonts w:ascii="Arial" w:eastAsia="Times New Roman" w:hAnsi="Arial" w:cs="Arial"/>
+        </w:rPr>
+      </w:pPr>
+    </w:p>
+    <w:p>
+      <w:pPr>
         <w:ind w:left="0" w:firstLine="0"/>
         <w:rPr>
           <w:rFonts w:ascii="Times New Roman" w:eastAsia="Courier New" w:hAnsi="Times New Roman" w:cs="Times New Roman"/>
@@ -532,8 +733,33 @@
           <w:lang w:eastAsia="en-US"/>
           <w14:ligatures w14:val="none"/>
         </w:rPr>
-        <w:lastRenderedPageBreak/>
         <w:t>Q-5: Calculate the number of ways that 4 cards can be drawn, with replacement, from a deck of 53 cards.  SHOW LOGICAL STEPS</w:t>
+      </w:r>
+    </w:p>
+    <w:p>
+      <w:pPr>
+        <w:ind w:left="0" w:firstLine="0"/>
+        <w:rPr>
+          <w:rFonts w:ascii="Arial" w:eastAsia="Times New Roman" w:hAnsi="Arial" w:cs="Arial"/>
+          <w:color w:val="000000" w:themeColor="text1"/>
+          <w:szCs w:val="22"/>
+        </w:rPr>
+      </w:pPr>
+    </w:p>
+    <w:p>
+      <w:pPr>
+        <w:ind w:left="0" w:firstLine="0"/>
+        <w:rPr>
+          <w:rFonts w:ascii="Arial" w:eastAsia="Times New Roman" w:hAnsi="Arial" w:cs="Arial"/>
+          <w:color w:val="0070C0"/>
+        </w:rPr>
+      </w:pPr>
+      <w:r>
+        <w:rPr>
+          <w:rFonts w:ascii="Arial" w:eastAsia="Times New Roman" w:hAnsi="Arial" w:cs="Arial"/>
+          <w:color w:val="0070C0"/>
+        </w:rPr>
+        <w:t>Answer:</w:t>
       </w:r>
     </w:p>
     <w:p>
@@ -586,7 +812,13 @@
           <w14:ligatures w14:val="none"/>
         </w:rPr>
       </w:pPr>
-      <w:r>
+    </w:p>
+    <w:p>
+      <w:pPr>
+        <w:tabs>
+          <w:tab w:val="left" w:pos="2105"/>
+        </w:tabs>
+        <w:ind w:left="0" w:firstLine="0"/>
         <w:rPr>
           <w:rFonts w:ascii="Times New Roman" w:eastAsia="Courier New" w:hAnsi="Times New Roman" w:cs="Times New Roman"/>
           <w:color w:val="auto"/>
@@ -596,8 +828,7 @@
           <w:lang w:eastAsia="en-US"/>
           <w14:ligatures w14:val="none"/>
         </w:rPr>
-        <w:t>Q-6: Calculate the number of ways that 4 cards can be drawn, without replacement, from a deck of 53 cards.  SHOW LOGICAL STEPS</w:t>
-      </w:r>
+      </w:pPr>
     </w:p>
     <w:p>
       <w:pPr>
@@ -615,6 +846,44 @@
           <w14:ligatures w14:val="none"/>
         </w:rPr>
       </w:pPr>
+      <w:r>
+        <w:rPr>
+          <w:rFonts w:ascii="Times New Roman" w:eastAsia="Courier New" w:hAnsi="Times New Roman" w:cs="Times New Roman"/>
+          <w:color w:val="auto"/>
+          <w:kern w:val="0"/>
+          <w:sz w:val="26"/>
+          <w:szCs w:val="26"/>
+          <w:lang w:eastAsia="en-US"/>
+          <w14:ligatures w14:val="none"/>
+        </w:rPr>
+        <w:t>Q-6: Calculate the number of ways that 4 cards can be drawn, without replacement, from a deck of 53 cards.  SHOW LOGICAL STEPS</w:t>
+      </w:r>
+    </w:p>
+    <w:p>
+      <w:pPr>
+        <w:ind w:left="0" w:firstLine="0"/>
+        <w:rPr>
+          <w:rFonts w:ascii="Arial" w:eastAsia="Times New Roman" w:hAnsi="Arial" w:cs="Arial"/>
+          <w:color w:val="000000" w:themeColor="text1"/>
+          <w:szCs w:val="22"/>
+        </w:rPr>
+      </w:pPr>
+    </w:p>
+    <w:p>
+      <w:pPr>
+        <w:ind w:left="0" w:firstLine="0"/>
+        <w:rPr>
+          <w:rFonts w:ascii="Arial" w:eastAsia="Times New Roman" w:hAnsi="Arial" w:cs="Arial"/>
+          <w:color w:val="0070C0"/>
+        </w:rPr>
+      </w:pPr>
+      <w:r>
+        <w:rPr>
+          <w:rFonts w:ascii="Arial" w:eastAsia="Times New Roman" w:hAnsi="Arial" w:cs="Arial"/>
+          <w:color w:val="0070C0"/>
+        </w:rPr>
+        <w:t>Answer:</w:t>
+      </w:r>
     </w:p>
     <w:p>
       <w:pPr>
@@ -649,7 +918,13 @@
           <w14:ligatures w14:val="none"/>
         </w:rPr>
       </w:pPr>
-      <w:r>
+    </w:p>
+    <w:p>
+      <w:pPr>
+        <w:tabs>
+          <w:tab w:val="left" w:pos="2105"/>
+        </w:tabs>
+        <w:ind w:left="0" w:firstLine="0"/>
         <w:rPr>
           <w:rFonts w:ascii="Times New Roman" w:eastAsia="Courier New" w:hAnsi="Times New Roman" w:cs="Times New Roman"/>
           <w:color w:val="auto"/>
@@ -659,7 +934,112 @@
           <w:lang w:eastAsia="en-US"/>
           <w14:ligatures w14:val="none"/>
         </w:rPr>
+      </w:pPr>
+    </w:p>
+    <w:p>
+      <w:pPr>
+        <w:tabs>
+          <w:tab w:val="left" w:pos="2105"/>
+        </w:tabs>
+        <w:ind w:left="0" w:firstLine="0"/>
+        <w:rPr>
+          <w:rFonts w:ascii="Times New Roman" w:eastAsia="Courier New" w:hAnsi="Times New Roman" w:cs="Times New Roman"/>
+          <w:color w:val="auto"/>
+          <w:kern w:val="0"/>
+          <w:sz w:val="26"/>
+          <w:szCs w:val="26"/>
+          <w:lang w:eastAsia="en-US"/>
+          <w14:ligatures w14:val="none"/>
+        </w:rPr>
+      </w:pPr>
+    </w:p>
+    <w:p>
+      <w:pPr>
+        <w:tabs>
+          <w:tab w:val="left" w:pos="2105"/>
+        </w:tabs>
+        <w:ind w:left="0" w:firstLine="0"/>
+        <w:rPr>
+          <w:rFonts w:ascii="Times New Roman" w:eastAsia="Courier New" w:hAnsi="Times New Roman" w:cs="Times New Roman"/>
+          <w:color w:val="auto"/>
+          <w:kern w:val="0"/>
+          <w:sz w:val="26"/>
+          <w:szCs w:val="26"/>
+          <w:lang w:eastAsia="en-US"/>
+          <w14:ligatures w14:val="none"/>
+        </w:rPr>
+      </w:pPr>
+    </w:p>
+    <w:p>
+      <w:pPr>
+        <w:tabs>
+          <w:tab w:val="left" w:pos="2105"/>
+        </w:tabs>
+        <w:ind w:left="0" w:firstLine="0"/>
+        <w:rPr>
+          <w:rFonts w:ascii="Times New Roman" w:eastAsia="Courier New" w:hAnsi="Times New Roman" w:cs="Times New Roman"/>
+          <w:color w:val="auto"/>
+          <w:kern w:val="0"/>
+          <w:sz w:val="26"/>
+          <w:szCs w:val="26"/>
+          <w:lang w:eastAsia="en-US"/>
+          <w14:ligatures w14:val="none"/>
+        </w:rPr>
+      </w:pPr>
+    </w:p>
+    <w:p>
+      <w:pPr>
+        <w:tabs>
+          <w:tab w:val="left" w:pos="2105"/>
+        </w:tabs>
+        <w:ind w:left="0" w:firstLine="0"/>
+        <w:rPr>
+          <w:rFonts w:ascii="Times New Roman" w:eastAsia="Courier New" w:hAnsi="Times New Roman" w:cs="Times New Roman"/>
+          <w:color w:val="auto"/>
+          <w:kern w:val="0"/>
+          <w:sz w:val="26"/>
+          <w:szCs w:val="26"/>
+          <w:lang w:eastAsia="en-US"/>
+          <w14:ligatures w14:val="none"/>
+        </w:rPr>
+      </w:pPr>
+      <w:r>
+        <w:rPr>
+          <w:rFonts w:ascii="Times New Roman" w:eastAsia="Courier New" w:hAnsi="Times New Roman" w:cs="Times New Roman"/>
+          <w:color w:val="auto"/>
+          <w:kern w:val="0"/>
+          <w:sz w:val="26"/>
+          <w:szCs w:val="26"/>
+          <w:lang w:eastAsia="en-US"/>
+          <w14:ligatures w14:val="none"/>
+        </w:rPr>
         <w:t>Q-7: Calculate the number of ways that 4 cards can be drawn, with replacement, from a deck of 52 cards that results in all four cards being of the same suit.  SHOW LOGICAL STEPS</w:t>
+      </w:r>
+    </w:p>
+    <w:p>
+      <w:pPr>
+        <w:ind w:left="0" w:firstLine="0"/>
+        <w:rPr>
+          <w:rFonts w:ascii="Arial" w:eastAsia="Times New Roman" w:hAnsi="Arial" w:cs="Arial"/>
+          <w:color w:val="000000" w:themeColor="text1"/>
+          <w:szCs w:val="22"/>
+        </w:rPr>
+      </w:pPr>
+    </w:p>
+    <w:p>
+      <w:pPr>
+        <w:ind w:left="0" w:firstLine="0"/>
+        <w:rPr>
+          <w:rFonts w:ascii="Arial" w:eastAsia="Times New Roman" w:hAnsi="Arial" w:cs="Arial"/>
+          <w:color w:val="0070C0"/>
+        </w:rPr>
+      </w:pPr>
+      <w:r>
+        <w:rPr>
+          <w:rFonts w:ascii="Arial" w:eastAsia="Times New Roman" w:hAnsi="Arial" w:cs="Arial"/>
+          <w:color w:val="0070C0"/>
+        </w:rPr>
+        <w:t>Answer:</w:t>
       </w:r>
     </w:p>
     <w:p>

--- a/teaching/2026Summer/5070/HW/3.docx
+++ b/teaching/2026Summer/5070/HW/3.docx
@@ -1180,8 +1180,17 @@
           <w:rFonts w:ascii="Times New Roman" w:hAnsi="Times New Roman" w:cs="Times New Roman"/>
           <w:sz w:val="26"/>
           <w:szCs w:val="26"/>
-        </w:rPr>
-        <w:t xml:space="preserve">No handwritten submission is accepted, always submit answers as text within this or similar document file with any support images embedded in the file. </w:t>
+          <w:highlight w:val="yellow"/>
+        </w:rPr>
+        <w:t>No handwritten submission is accepted</w:t>
+      </w:r>
+      <w:r>
+        <w:rPr>
+          <w:rFonts w:ascii="Times New Roman" w:hAnsi="Times New Roman" w:cs="Times New Roman"/>
+          <w:sz w:val="26"/>
+          <w:szCs w:val="26"/>
+        </w:rPr>
+        <w:t xml:space="preserve">, always submit answers as text within this or similar document file with any support images embedded in the file. </w:t>
       </w:r>
     </w:p>
     <w:p>

--- a/teaching/2026Summer/5070/HW/3.docx
+++ b/teaching/2026Summer/5070/HW/3.docx
@@ -1180,17 +1180,8 @@
           <w:rFonts w:ascii="Times New Roman" w:hAnsi="Times New Roman" w:cs="Times New Roman"/>
           <w:sz w:val="26"/>
           <w:szCs w:val="26"/>
-          <w:highlight w:val="yellow"/>
-        </w:rPr>
-        <w:t>No handwritten submission is accepted</w:t>
-      </w:r>
-      <w:r>
-        <w:rPr>
-          <w:rFonts w:ascii="Times New Roman" w:hAnsi="Times New Roman" w:cs="Times New Roman"/>
-          <w:sz w:val="26"/>
-          <w:szCs w:val="26"/>
-        </w:rPr>
-        <w:t xml:space="preserve">, always submit answers as text within this or similar document file with any support images embedded in the file. </w:t>
+        </w:rPr>
+        <w:t xml:space="preserve">No handwritten submission is accepted, always submit answers as text within this or similar document file with any support images embedded in the file. </w:t>
       </w:r>
     </w:p>
     <w:p>
@@ -1894,7 +1885,7 @@
           <w:sz w:val="28"/>
           <w:szCs w:val="28"/>
         </w:rPr>
-        <w:t xml:space="preserve"> subset of,   </w:t>
+        <w:t xml:space="preserve"> proper subset of,   </w:t>
       </w:r>
       <w:r>
         <w:rPr>
@@ -1910,7 +1901,7 @@
           <w:sz w:val="28"/>
           <w:szCs w:val="28"/>
         </w:rPr>
-        <w:t xml:space="preserve"> proper subset of,  </w:t>
+        <w:t xml:space="preserve"> subset of,  </w:t>
       </w:r>
       <w:r>
         <w:rPr>
